--- a/reports/r0018.docx
+++ b/reports/r0018.docx
@@ -45,7 +45,7 @@
           <w:color w:val="000000"/>
           <w:sz w:val="21"/>
         </w:rPr>
-        <w:t>■ 乌海经济总量列内蒙古自治区第11位，人均GDP约9.74万元、人均经济实力居全省中游，经济增速由-1.90%回落至-4.30%、有所放缓；固定资产投资最新增速0.60%，经济运行总体平稳。【待补充：乌海市的行政与战略定位、支柱产业及龙头企业（数据库未覆盖，需人工补充）】</w:t>
+        <w:t>■ 乌海作为内蒙古自治区下辖地级市，经济总量列内蒙古自治区第11位，人均GDP约9.74万元、人均经济实力居全省中游，经济增速由-1.90%回落至-4.30%、有所放缓；固定资产投资最新增速0.60%，经济运行总体平稳。</w:t>
       </w:r>
     </w:p>
     <w:p>
@@ -75,7 +75,7 @@
           <w:color w:val="000000"/>
           <w:sz w:val="21"/>
         </w:rPr>
-        <w:t>产业结构方面，2025年乌海市三次产业结构为1.6:45.7:52.7。【待补充：支柱产业、主要龙头企业、对外贸易等定性描述（数据库未覆盖）】</w:t>
+        <w:t>产业结构方面，2025年乌海市三次产业结构为1.6:45.7:52.7，第三产业占主导、服务业是经济主体。</w:t>
       </w:r>
     </w:p>
     <w:p>

--- a/reports/r0018.docx
+++ b/reports/r0018.docx
@@ -15,7 +15,7 @@
           <w:color w:val="000000"/>
           <w:sz w:val="28"/>
         </w:rPr>
-        <w:t>乌海市信用评级报告(区域部分)</w:t>
+        <w:t>扬州市信用评级报告(区域部分)</w:t>
       </w:r>
     </w:p>
     <w:p>
@@ -45,7 +45,7 @@
           <w:color w:val="000000"/>
           <w:sz w:val="21"/>
         </w:rPr>
-        <w:t>■ 乌海作为内蒙古自治区下辖地级市，经济总量列内蒙古自治区第11位，人均GDP约9.74万元、人均经济实力居全省中游，经济增速由-1.90%回落至-4.30%、有所放缓；固定资产投资最新增速0.60%，经济运行总体平稳。</w:t>
+        <w:t>■ 扬州作为江苏省下辖地级市，经济总量列江苏省第七位，人均经济实力居省内中游，制造业与文旅协同、增长较为稳健。</w:t>
       </w:r>
     </w:p>
     <w:p>
@@ -60,7 +60,7 @@
           <w:color w:val="000000"/>
           <w:sz w:val="21"/>
         </w:rPr>
-        <w:t>乌海市2023、2024、2025年地区生产总值分别为577.86亿元、598.07亿元、540.75亿元，同比增长-1.90%、4.10%、-4.30%。截至2025年末，全市常住人口54.90万人，人均GDP约9.74万元。</w:t>
+        <w:t>扬州市为江苏省地级市，地处长江与京杭大运河交汇处，是历史文化名城和长三角制造与旅游城市。2023、2024、2025年，扬州市地区生产总值分别为7,441.26亿元、7,809.64亿元、8,056.75亿元，同比增长5.90%、6.00%、5.50%，由5.90%回落至5.50%、有所放缓。</w:t>
       </w:r>
     </w:p>
     <w:p>
@@ -75,7 +75,7 @@
           <w:color w:val="000000"/>
           <w:sz w:val="21"/>
         </w:rPr>
-        <w:t>产业结构方面，2025年乌海市三次产业结构为1.6:45.7:52.7，第三产业占主导、服务业是经济主体。</w:t>
+        <w:t>产业结构方面，扬州市以汽车及零部件、高端装备、新材料、新能源和文化旅游为支柱，先进制造与文旅并重。</w:t>
       </w:r>
     </w:p>
     <w:p>
@@ -90,7 +90,7 @@
           <w:color w:val="000000"/>
           <w:sz w:val="21"/>
         </w:rPr>
-        <w:t>2023、2024、2025年固定资产投资增速分别为18.30%、-35.80%、0.60%，2025年社会消费品零售总额118.77亿元，进出口总额2.78亿美元。</w:t>
+        <w:t>经济动能方面，2023、2024、2025年扬州市固定资产投资增速分别为10.50%、6.80%、-26.10%，在房地产投资承压、部分大型项目接续不足的背景下有所走弱；2025年社会消费品零售总额1,961.68亿元，进出口总额185.83亿美元。</w:t>
       </w:r>
     </w:p>
     <w:p>
@@ -106,7 +106,7 @@
           <w:color w:val="000000"/>
           <w:sz w:val="21"/>
         </w:rPr>
-        <w:t>图表：2025年内蒙古自治区各地级市主要经济指标对比</w:t>
+        <w:t>图表：2025年江苏省各地级市主要经济指标对比</w:t>
       </w:r>
     </w:p>
     <w:tbl>
@@ -362,7 +362,7 @@
                 <w:color w:val="000000"/>
                 <w:sz w:val="18"/>
               </w:rPr>
-              <w:t>鄂尔多斯市</w:t>
+              <w:t>苏州市</w:t>
             </w:r>
           </w:p>
         </w:tc>
@@ -391,7 +391,7 @@
                 <w:color w:val="000000"/>
                 <w:sz w:val="18"/>
               </w:rPr>
-              <w:t>6,122.20</w:t>
+              <w:t>27,695.10</w:t>
             </w:r>
           </w:p>
         </w:tc>
@@ -420,7 +420,417 @@
                 <w:color w:val="000000"/>
                 <w:sz w:val="18"/>
               </w:rPr>
-              <w:t>27.27</w:t>
+              <w:t>21.30</w:t>
+            </w:r>
+          </w:p>
+        </w:tc>
+        <w:tc>
+          <w:tcPr>
+            <w:tcW w:type="dxa" w:w="1344"/>
+            <w:vAlign w:val="center"/>
+            <w:tcBorders>
+              <w:top w:val="single" w:sz="4" w:color="A6A6A6"/>
+              <w:left w:val="single" w:sz="4" w:color="A6A6A6"/>
+              <w:bottom w:val="single" w:sz="4" w:color="A6A6A6"/>
+              <w:right w:val="single" w:sz="4" w:color="A6A6A6"/>
+            </w:tcBorders>
+          </w:tcPr>
+          <w:p>
+            <w:pPr>
+              <w:spacing w:before="0" w:after="0" w:line="276" w:lineRule="auto"/>
+              <w:ind w:firstLine="0"/>
+              <w:jc w:val="center"/>
+            </w:pPr>
+            <w:r/>
+            <w:r>
+              <w:rPr>
+                <w:rFonts w:ascii="Times New Roman" w:hAnsi="Times New Roman" w:eastAsia="楷体"/>
+                <w:b w:val="0"/>
+                <w:color w:val="000000"/>
+                <w:sz w:val="18"/>
+              </w:rPr>
+              <w:t>5.40%</w:t>
+            </w:r>
+          </w:p>
+        </w:tc>
+        <w:tc>
+          <w:tcPr>
+            <w:tcW w:type="dxa" w:w="1344"/>
+            <w:vAlign w:val="center"/>
+            <w:tcBorders>
+              <w:top w:val="single" w:sz="4" w:color="A6A6A6"/>
+              <w:left w:val="single" w:sz="4" w:color="A6A6A6"/>
+              <w:bottom w:val="single" w:sz="4" w:color="A6A6A6"/>
+              <w:right w:val="single" w:sz="4" w:color="A6A6A6"/>
+            </w:tcBorders>
+          </w:tcPr>
+          <w:p>
+            <w:pPr>
+              <w:spacing w:before="0" w:after="0" w:line="276" w:lineRule="auto"/>
+              <w:ind w:firstLine="0"/>
+              <w:jc w:val="center"/>
+            </w:pPr>
+            <w:r/>
+            <w:r>
+              <w:rPr>
+                <w:rFonts w:ascii="Times New Roman" w:hAnsi="Times New Roman" w:eastAsia="楷体"/>
+                <w:b w:val="0"/>
+                <w:color w:val="000000"/>
+                <w:sz w:val="18"/>
+              </w:rPr>
+              <w:t>0.7:46.4:52.9</w:t>
+            </w:r>
+          </w:p>
+        </w:tc>
+        <w:tc>
+          <w:tcPr>
+            <w:tcW w:type="dxa" w:w="1344"/>
+            <w:vAlign w:val="center"/>
+            <w:tcBorders>
+              <w:top w:val="single" w:sz="4" w:color="A6A6A6"/>
+              <w:left w:val="single" w:sz="4" w:color="A6A6A6"/>
+              <w:bottom w:val="single" w:sz="4" w:color="A6A6A6"/>
+              <w:right w:val="single" w:sz="4" w:color="A6A6A6"/>
+            </w:tcBorders>
+          </w:tcPr>
+          <w:p>
+            <w:pPr>
+              <w:spacing w:before="0" w:after="0" w:line="276" w:lineRule="auto"/>
+              <w:ind w:firstLine="0"/>
+              <w:jc w:val="center"/>
+            </w:pPr>
+            <w:r/>
+            <w:r>
+              <w:rPr>
+                <w:rFonts w:ascii="Times New Roman" w:hAnsi="Times New Roman" w:eastAsia="楷体"/>
+                <w:b w:val="0"/>
+                <w:color w:val="000000"/>
+                <w:sz w:val="18"/>
+              </w:rPr>
+              <w:t>2,490.23</w:t>
+            </w:r>
+          </w:p>
+        </w:tc>
+        <w:tc>
+          <w:tcPr>
+            <w:tcW w:type="dxa" w:w="1344"/>
+            <w:vAlign w:val="center"/>
+            <w:tcBorders>
+              <w:top w:val="single" w:sz="4" w:color="A6A6A6"/>
+              <w:left w:val="single" w:sz="4" w:color="A6A6A6"/>
+              <w:bottom w:val="single" w:sz="4" w:color="A6A6A6"/>
+              <w:right w:val="single" w:sz="4" w:color="A6A6A6"/>
+            </w:tcBorders>
+          </w:tcPr>
+          <w:p>
+            <w:pPr>
+              <w:spacing w:before="0" w:after="0" w:line="276" w:lineRule="auto"/>
+              <w:ind w:firstLine="0"/>
+              <w:jc w:val="center"/>
+            </w:pPr>
+            <w:r/>
+            <w:r>
+              <w:rPr>
+                <w:rFonts w:ascii="Times New Roman" w:hAnsi="Times New Roman" w:eastAsia="楷体"/>
+                <w:b w:val="0"/>
+                <w:color w:val="000000"/>
+                <w:sz w:val="18"/>
+              </w:rPr>
+              <w:t>1304.77</w:t>
+            </w:r>
+          </w:p>
+        </w:tc>
+      </w:tr>
+      <w:tr>
+        <w:tc>
+          <w:tcPr>
+            <w:tcW w:type="dxa" w:w="1344"/>
+            <w:vAlign w:val="center"/>
+            <w:tcBorders>
+              <w:top w:val="single" w:sz="4" w:color="A6A6A6"/>
+              <w:left w:val="single" w:sz="4" w:color="A6A6A6"/>
+              <w:bottom w:val="single" w:sz="4" w:color="A6A6A6"/>
+              <w:right w:val="single" w:sz="4" w:color="A6A6A6"/>
+            </w:tcBorders>
+          </w:tcPr>
+          <w:p>
+            <w:pPr>
+              <w:spacing w:before="0" w:after="0" w:line="276" w:lineRule="auto"/>
+              <w:ind w:firstLine="0"/>
+              <w:jc w:val="left"/>
+            </w:pPr>
+            <w:r/>
+            <w:r>
+              <w:rPr>
+                <w:rFonts w:ascii="Times New Roman" w:hAnsi="Times New Roman" w:eastAsia="楷体"/>
+                <w:b w:val="0"/>
+                <w:color w:val="000000"/>
+                <w:sz w:val="18"/>
+              </w:rPr>
+              <w:t>南京市</w:t>
+            </w:r>
+          </w:p>
+        </w:tc>
+        <w:tc>
+          <w:tcPr>
+            <w:tcW w:type="dxa" w:w="1344"/>
+            <w:vAlign w:val="center"/>
+            <w:tcBorders>
+              <w:top w:val="single" w:sz="4" w:color="A6A6A6"/>
+              <w:left w:val="single" w:sz="4" w:color="A6A6A6"/>
+              <w:bottom w:val="single" w:sz="4" w:color="A6A6A6"/>
+              <w:right w:val="single" w:sz="4" w:color="A6A6A6"/>
+            </w:tcBorders>
+          </w:tcPr>
+          <w:p>
+            <w:pPr>
+              <w:spacing w:before="0" w:after="0" w:line="276" w:lineRule="auto"/>
+              <w:ind w:firstLine="0"/>
+              <w:jc w:val="center"/>
+            </w:pPr>
+            <w:r/>
+            <w:r>
+              <w:rPr>
+                <w:rFonts w:ascii="Times New Roman" w:hAnsi="Times New Roman" w:eastAsia="楷体"/>
+                <w:b w:val="0"/>
+                <w:color w:val="000000"/>
+                <w:sz w:val="18"/>
+              </w:rPr>
+              <w:t>19,428.78</w:t>
+            </w:r>
+          </w:p>
+        </w:tc>
+        <w:tc>
+          <w:tcPr>
+            <w:tcW w:type="dxa" w:w="1344"/>
+            <w:vAlign w:val="center"/>
+            <w:tcBorders>
+              <w:top w:val="single" w:sz="4" w:color="A6A6A6"/>
+              <w:left w:val="single" w:sz="4" w:color="A6A6A6"/>
+              <w:bottom w:val="single" w:sz="4" w:color="A6A6A6"/>
+              <w:right w:val="single" w:sz="4" w:color="A6A6A6"/>
+            </w:tcBorders>
+          </w:tcPr>
+          <w:p>
+            <w:pPr>
+              <w:spacing w:before="0" w:after="0" w:line="276" w:lineRule="auto"/>
+              <w:ind w:firstLine="0"/>
+              <w:jc w:val="center"/>
+            </w:pPr>
+            <w:r/>
+            <w:r>
+              <w:rPr>
+                <w:rFonts w:ascii="Times New Roman" w:hAnsi="Times New Roman" w:eastAsia="楷体"/>
+                <w:b w:val="0"/>
+                <w:color w:val="000000"/>
+                <w:sz w:val="18"/>
+              </w:rPr>
+              <w:t>20.22</w:t>
+            </w:r>
+          </w:p>
+        </w:tc>
+        <w:tc>
+          <w:tcPr>
+            <w:tcW w:type="dxa" w:w="1344"/>
+            <w:vAlign w:val="center"/>
+            <w:tcBorders>
+              <w:top w:val="single" w:sz="4" w:color="A6A6A6"/>
+              <w:left w:val="single" w:sz="4" w:color="A6A6A6"/>
+              <w:bottom w:val="single" w:sz="4" w:color="A6A6A6"/>
+              <w:right w:val="single" w:sz="4" w:color="A6A6A6"/>
+            </w:tcBorders>
+          </w:tcPr>
+          <w:p>
+            <w:pPr>
+              <w:spacing w:before="0" w:after="0" w:line="276" w:lineRule="auto"/>
+              <w:ind w:firstLine="0"/>
+              <w:jc w:val="center"/>
+            </w:pPr>
+            <w:r/>
+            <w:r>
+              <w:rPr>
+                <w:rFonts w:ascii="Times New Roman" w:hAnsi="Times New Roman" w:eastAsia="楷体"/>
+                <w:b w:val="0"/>
+                <w:color w:val="000000"/>
+                <w:sz w:val="18"/>
+              </w:rPr>
+              <w:t>5.20%</w:t>
+            </w:r>
+          </w:p>
+        </w:tc>
+        <w:tc>
+          <w:tcPr>
+            <w:tcW w:type="dxa" w:w="1344"/>
+            <w:vAlign w:val="center"/>
+            <w:tcBorders>
+              <w:top w:val="single" w:sz="4" w:color="A6A6A6"/>
+              <w:left w:val="single" w:sz="4" w:color="A6A6A6"/>
+              <w:bottom w:val="single" w:sz="4" w:color="A6A6A6"/>
+              <w:right w:val="single" w:sz="4" w:color="A6A6A6"/>
+            </w:tcBorders>
+          </w:tcPr>
+          <w:p>
+            <w:pPr>
+              <w:spacing w:before="0" w:after="0" w:line="276" w:lineRule="auto"/>
+              <w:ind w:firstLine="0"/>
+              <w:jc w:val="center"/>
+            </w:pPr>
+            <w:r/>
+            <w:r>
+              <w:rPr>
+                <w:rFonts w:ascii="Times New Roman" w:hAnsi="Times New Roman" w:eastAsia="楷体"/>
+                <w:b w:val="0"/>
+                <w:color w:val="000000"/>
+                <w:sz w:val="18"/>
+              </w:rPr>
+              <w:t>1.7:30.2:68</w:t>
+            </w:r>
+          </w:p>
+        </w:tc>
+        <w:tc>
+          <w:tcPr>
+            <w:tcW w:type="dxa" w:w="1344"/>
+            <w:vAlign w:val="center"/>
+            <w:tcBorders>
+              <w:top w:val="single" w:sz="4" w:color="A6A6A6"/>
+              <w:left w:val="single" w:sz="4" w:color="A6A6A6"/>
+              <w:bottom w:val="single" w:sz="4" w:color="A6A6A6"/>
+              <w:right w:val="single" w:sz="4" w:color="A6A6A6"/>
+            </w:tcBorders>
+          </w:tcPr>
+          <w:p>
+            <w:pPr>
+              <w:spacing w:before="0" w:after="0" w:line="276" w:lineRule="auto"/>
+              <w:ind w:firstLine="0"/>
+              <w:jc w:val="center"/>
+            </w:pPr>
+            <w:r/>
+            <w:r>
+              <w:rPr>
+                <w:rFonts w:ascii="Times New Roman" w:hAnsi="Times New Roman" w:eastAsia="楷体"/>
+                <w:b w:val="0"/>
+                <w:color w:val="000000"/>
+                <w:sz w:val="18"/>
+              </w:rPr>
+              <w:t>1,620.91</w:t>
+            </w:r>
+          </w:p>
+        </w:tc>
+        <w:tc>
+          <w:tcPr>
+            <w:tcW w:type="dxa" w:w="1344"/>
+            <w:vAlign w:val="center"/>
+            <w:tcBorders>
+              <w:top w:val="single" w:sz="4" w:color="A6A6A6"/>
+              <w:left w:val="single" w:sz="4" w:color="A6A6A6"/>
+              <w:bottom w:val="single" w:sz="4" w:color="A6A6A6"/>
+              <w:right w:val="single" w:sz="4" w:color="A6A6A6"/>
+            </w:tcBorders>
+          </w:tcPr>
+          <w:p>
+            <w:pPr>
+              <w:spacing w:before="0" w:after="0" w:line="276" w:lineRule="auto"/>
+              <w:ind w:firstLine="0"/>
+              <w:jc w:val="center"/>
+            </w:pPr>
+            <w:r/>
+            <w:r>
+              <w:rPr>
+                <w:rFonts w:ascii="Times New Roman" w:hAnsi="Times New Roman" w:eastAsia="楷体"/>
+                <w:b w:val="0"/>
+                <w:color w:val="000000"/>
+                <w:sz w:val="18"/>
+              </w:rPr>
+              <w:t>963.85</w:t>
+            </w:r>
+          </w:p>
+        </w:tc>
+      </w:tr>
+      <w:tr>
+        <w:tc>
+          <w:tcPr>
+            <w:tcW w:type="dxa" w:w="1344"/>
+            <w:vAlign w:val="center"/>
+            <w:tcBorders>
+              <w:top w:val="single" w:sz="4" w:color="A6A6A6"/>
+              <w:left w:val="single" w:sz="4" w:color="A6A6A6"/>
+              <w:bottom w:val="single" w:sz="4" w:color="A6A6A6"/>
+              <w:right w:val="single" w:sz="4" w:color="A6A6A6"/>
+            </w:tcBorders>
+          </w:tcPr>
+          <w:p>
+            <w:pPr>
+              <w:spacing w:before="0" w:after="0" w:line="276" w:lineRule="auto"/>
+              <w:ind w:firstLine="0"/>
+              <w:jc w:val="left"/>
+            </w:pPr>
+            <w:r/>
+            <w:r>
+              <w:rPr>
+                <w:rFonts w:ascii="Times New Roman" w:hAnsi="Times New Roman" w:eastAsia="楷体"/>
+                <w:b w:val="0"/>
+                <w:color w:val="000000"/>
+                <w:sz w:val="18"/>
+              </w:rPr>
+              <w:t>无锡市</w:t>
+            </w:r>
+          </w:p>
+        </w:tc>
+        <w:tc>
+          <w:tcPr>
+            <w:tcW w:type="dxa" w:w="1344"/>
+            <w:vAlign w:val="center"/>
+            <w:tcBorders>
+              <w:top w:val="single" w:sz="4" w:color="A6A6A6"/>
+              <w:left w:val="single" w:sz="4" w:color="A6A6A6"/>
+              <w:bottom w:val="single" w:sz="4" w:color="A6A6A6"/>
+              <w:right w:val="single" w:sz="4" w:color="A6A6A6"/>
+            </w:tcBorders>
+          </w:tcPr>
+          <w:p>
+            <w:pPr>
+              <w:spacing w:before="0" w:after="0" w:line="276" w:lineRule="auto"/>
+              <w:ind w:firstLine="0"/>
+              <w:jc w:val="center"/>
+            </w:pPr>
+            <w:r/>
+            <w:r>
+              <w:rPr>
+                <w:rFonts w:ascii="Times New Roman" w:hAnsi="Times New Roman" w:eastAsia="楷体"/>
+                <w:b w:val="0"/>
+                <w:color w:val="000000"/>
+                <w:sz w:val="18"/>
+              </w:rPr>
+              <w:t>16,773.94</w:t>
+            </w:r>
+          </w:p>
+        </w:tc>
+        <w:tc>
+          <w:tcPr>
+            <w:tcW w:type="dxa" w:w="1344"/>
+            <w:vAlign w:val="center"/>
+            <w:tcBorders>
+              <w:top w:val="single" w:sz="4" w:color="A6A6A6"/>
+              <w:left w:val="single" w:sz="4" w:color="A6A6A6"/>
+              <w:bottom w:val="single" w:sz="4" w:color="A6A6A6"/>
+              <w:right w:val="single" w:sz="4" w:color="A6A6A6"/>
+            </w:tcBorders>
+          </w:tcPr>
+          <w:p>
+            <w:pPr>
+              <w:spacing w:before="0" w:after="0" w:line="276" w:lineRule="auto"/>
+              <w:ind w:firstLine="0"/>
+              <w:jc w:val="center"/>
+            </w:pPr>
+            <w:r/>
+            <w:r>
+              <w:rPr>
+                <w:rFonts w:ascii="Times New Roman" w:hAnsi="Times New Roman" w:eastAsia="楷体"/>
+                <w:b w:val="0"/>
+                <w:color w:val="000000"/>
+                <w:sz w:val="18"/>
+              </w:rPr>
+              <w:t>22.30</w:t>
             </w:r>
           </w:p>
         </w:tc>
@@ -478,7 +888,7 @@
                 <w:color w:val="000000"/>
                 <w:sz w:val="18"/>
               </w:rPr>
-              <w:t>3.7:68.1:28.2</w:t>
+              <w:t>0.9:46.9:52.2</w:t>
             </w:r>
           </w:p>
         </w:tc>
@@ -507,7 +917,7 @@
                 <w:color w:val="000000"/>
                 <w:sz w:val="18"/>
               </w:rPr>
-              <w:t>803.00</w:t>
+              <w:t>1,225.39</w:t>
             </w:r>
           </w:p>
         </w:tc>
@@ -536,7 +946,7 @@
                 <w:color w:val="000000"/>
                 <w:sz w:val="18"/>
               </w:rPr>
-              <w:t>224.50</w:t>
+              <w:t>753.74</w:t>
             </w:r>
           </w:p>
         </w:tc>
@@ -567,7 +977,7 @@
                 <w:color w:val="000000"/>
                 <w:sz w:val="18"/>
               </w:rPr>
-              <w:t>包头市</w:t>
+              <w:t>南通市</w:t>
             </w:r>
           </w:p>
         </w:tc>
@@ -596,7 +1006,7 @@
                 <w:color w:val="000000"/>
                 <w:sz w:val="18"/>
               </w:rPr>
-              <w:t>4,711.90</w:t>
+              <w:t>12,801.50</w:t>
             </w:r>
           </w:p>
         </w:tc>
@@ -625,7 +1035,827 @@
                 <w:color w:val="000000"/>
                 <w:sz w:val="18"/>
               </w:rPr>
-              <w:t>17.01</w:t>
+              <w:t>16.60</w:t>
+            </w:r>
+          </w:p>
+        </w:tc>
+        <w:tc>
+          <w:tcPr>
+            <w:tcW w:type="dxa" w:w="1344"/>
+            <w:vAlign w:val="center"/>
+            <w:tcBorders>
+              <w:top w:val="single" w:sz="4" w:color="A6A6A6"/>
+              <w:left w:val="single" w:sz="4" w:color="A6A6A6"/>
+              <w:bottom w:val="single" w:sz="4" w:color="A6A6A6"/>
+              <w:right w:val="single" w:sz="4" w:color="A6A6A6"/>
+            </w:tcBorders>
+          </w:tcPr>
+          <w:p>
+            <w:pPr>
+              <w:spacing w:before="0" w:after="0" w:line="276" w:lineRule="auto"/>
+              <w:ind w:firstLine="0"/>
+              <w:jc w:val="center"/>
+            </w:pPr>
+            <w:r/>
+            <w:r>
+              <w:rPr>
+                <w:rFonts w:ascii="Times New Roman" w:hAnsi="Times New Roman" w:eastAsia="楷体"/>
+                <w:b w:val="0"/>
+                <w:color w:val="000000"/>
+                <w:sz w:val="18"/>
+              </w:rPr>
+              <w:t>5.30%</w:t>
+            </w:r>
+          </w:p>
+        </w:tc>
+        <w:tc>
+          <w:tcPr>
+            <w:tcW w:type="dxa" w:w="1344"/>
+            <w:vAlign w:val="center"/>
+            <w:tcBorders>
+              <w:top w:val="single" w:sz="4" w:color="A6A6A6"/>
+              <w:left w:val="single" w:sz="4" w:color="A6A6A6"/>
+              <w:bottom w:val="single" w:sz="4" w:color="A6A6A6"/>
+              <w:right w:val="single" w:sz="4" w:color="A6A6A6"/>
+            </w:tcBorders>
+          </w:tcPr>
+          <w:p>
+            <w:pPr>
+              <w:spacing w:before="0" w:after="0" w:line="276" w:lineRule="auto"/>
+              <w:ind w:firstLine="0"/>
+              <w:jc w:val="center"/>
+            </w:pPr>
+            <w:r/>
+            <w:r>
+              <w:rPr>
+                <w:rFonts w:ascii="Times New Roman" w:hAnsi="Times New Roman" w:eastAsia="楷体"/>
+                <w:b w:val="0"/>
+                <w:color w:val="000000"/>
+                <w:sz w:val="18"/>
+              </w:rPr>
+              <w:t>4.2:46.1:49.7</w:t>
+            </w:r>
+          </w:p>
+        </w:tc>
+        <w:tc>
+          <w:tcPr>
+            <w:tcW w:type="dxa" w:w="1344"/>
+            <w:vAlign w:val="center"/>
+            <w:tcBorders>
+              <w:top w:val="single" w:sz="4" w:color="A6A6A6"/>
+              <w:left w:val="single" w:sz="4" w:color="A6A6A6"/>
+              <w:bottom w:val="single" w:sz="4" w:color="A6A6A6"/>
+              <w:right w:val="single" w:sz="4" w:color="A6A6A6"/>
+            </w:tcBorders>
+          </w:tcPr>
+          <w:p>
+            <w:pPr>
+              <w:spacing w:before="0" w:after="0" w:line="276" w:lineRule="auto"/>
+              <w:ind w:firstLine="0"/>
+              <w:jc w:val="center"/>
+            </w:pPr>
+            <w:r/>
+            <w:r>
+              <w:rPr>
+                <w:rFonts w:ascii="Times New Roman" w:hAnsi="Times New Roman" w:eastAsia="楷体"/>
+                <w:b w:val="0"/>
+                <w:color w:val="000000"/>
+                <w:sz w:val="18"/>
+              </w:rPr>
+              <w:t>730.04</w:t>
+            </w:r>
+          </w:p>
+        </w:tc>
+        <w:tc>
+          <w:tcPr>
+            <w:tcW w:type="dxa" w:w="1344"/>
+            <w:vAlign w:val="center"/>
+            <w:tcBorders>
+              <w:top w:val="single" w:sz="4" w:color="A6A6A6"/>
+              <w:left w:val="single" w:sz="4" w:color="A6A6A6"/>
+              <w:bottom w:val="single" w:sz="4" w:color="A6A6A6"/>
+              <w:right w:val="single" w:sz="4" w:color="A6A6A6"/>
+            </w:tcBorders>
+          </w:tcPr>
+          <w:p>
+            <w:pPr>
+              <w:spacing w:before="0" w:after="0" w:line="276" w:lineRule="auto"/>
+              <w:ind w:firstLine="0"/>
+              <w:jc w:val="center"/>
+            </w:pPr>
+            <w:r/>
+            <w:r>
+              <w:rPr>
+                <w:rFonts w:ascii="Times New Roman" w:hAnsi="Times New Roman" w:eastAsia="楷体"/>
+                <w:b w:val="0"/>
+                <w:color w:val="000000"/>
+                <w:sz w:val="18"/>
+              </w:rPr>
+              <w:t>—</w:t>
+            </w:r>
+          </w:p>
+        </w:tc>
+      </w:tr>
+      <w:tr>
+        <w:tc>
+          <w:tcPr>
+            <w:tcW w:type="dxa" w:w="1344"/>
+            <w:vAlign w:val="center"/>
+            <w:tcBorders>
+              <w:top w:val="single" w:sz="4" w:color="A6A6A6"/>
+              <w:left w:val="single" w:sz="4" w:color="A6A6A6"/>
+              <w:bottom w:val="single" w:sz="4" w:color="A6A6A6"/>
+              <w:right w:val="single" w:sz="4" w:color="A6A6A6"/>
+            </w:tcBorders>
+          </w:tcPr>
+          <w:p>
+            <w:pPr>
+              <w:spacing w:before="0" w:after="0" w:line="276" w:lineRule="auto"/>
+              <w:ind w:firstLine="0"/>
+              <w:jc w:val="left"/>
+            </w:pPr>
+            <w:r/>
+            <w:r>
+              <w:rPr>
+                <w:rFonts w:ascii="Times New Roman" w:hAnsi="Times New Roman" w:eastAsia="楷体"/>
+                <w:b w:val="0"/>
+                <w:color w:val="000000"/>
+                <w:sz w:val="18"/>
+              </w:rPr>
+              <w:t>常州市</w:t>
+            </w:r>
+          </w:p>
+        </w:tc>
+        <w:tc>
+          <w:tcPr>
+            <w:tcW w:type="dxa" w:w="1344"/>
+            <w:vAlign w:val="center"/>
+            <w:tcBorders>
+              <w:top w:val="single" w:sz="4" w:color="A6A6A6"/>
+              <w:left w:val="single" w:sz="4" w:color="A6A6A6"/>
+              <w:bottom w:val="single" w:sz="4" w:color="A6A6A6"/>
+              <w:right w:val="single" w:sz="4" w:color="A6A6A6"/>
+            </w:tcBorders>
+          </w:tcPr>
+          <w:p>
+            <w:pPr>
+              <w:spacing w:before="0" w:after="0" w:line="276" w:lineRule="auto"/>
+              <w:ind w:firstLine="0"/>
+              <w:jc w:val="center"/>
+            </w:pPr>
+            <w:r/>
+            <w:r>
+              <w:rPr>
+                <w:rFonts w:ascii="Times New Roman" w:hAnsi="Times New Roman" w:eastAsia="楷体"/>
+                <w:b w:val="0"/>
+                <w:color w:val="000000"/>
+                <w:sz w:val="18"/>
+              </w:rPr>
+              <w:t>11,158.70</w:t>
+            </w:r>
+          </w:p>
+        </w:tc>
+        <w:tc>
+          <w:tcPr>
+            <w:tcW w:type="dxa" w:w="1344"/>
+            <w:vAlign w:val="center"/>
+            <w:tcBorders>
+              <w:top w:val="single" w:sz="4" w:color="A6A6A6"/>
+              <w:left w:val="single" w:sz="4" w:color="A6A6A6"/>
+              <w:bottom w:val="single" w:sz="4" w:color="A6A6A6"/>
+              <w:right w:val="single" w:sz="4" w:color="A6A6A6"/>
+            </w:tcBorders>
+          </w:tcPr>
+          <w:p>
+            <w:pPr>
+              <w:spacing w:before="0" w:after="0" w:line="276" w:lineRule="auto"/>
+              <w:ind w:firstLine="0"/>
+              <w:jc w:val="center"/>
+            </w:pPr>
+            <w:r/>
+            <w:r>
+              <w:rPr>
+                <w:rFonts w:ascii="Times New Roman" w:hAnsi="Times New Roman" w:eastAsia="楷体"/>
+                <w:b w:val="0"/>
+                <w:color w:val="000000"/>
+                <w:sz w:val="18"/>
+              </w:rPr>
+              <w:t>20.70</w:t>
+            </w:r>
+          </w:p>
+        </w:tc>
+        <w:tc>
+          <w:tcPr>
+            <w:tcW w:type="dxa" w:w="1344"/>
+            <w:vAlign w:val="center"/>
+            <w:tcBorders>
+              <w:top w:val="single" w:sz="4" w:color="A6A6A6"/>
+              <w:left w:val="single" w:sz="4" w:color="A6A6A6"/>
+              <w:bottom w:val="single" w:sz="4" w:color="A6A6A6"/>
+              <w:right w:val="single" w:sz="4" w:color="A6A6A6"/>
+            </w:tcBorders>
+          </w:tcPr>
+          <w:p>
+            <w:pPr>
+              <w:spacing w:before="0" w:after="0" w:line="276" w:lineRule="auto"/>
+              <w:ind w:firstLine="0"/>
+              <w:jc w:val="center"/>
+            </w:pPr>
+            <w:r/>
+            <w:r>
+              <w:rPr>
+                <w:rFonts w:ascii="Times New Roman" w:hAnsi="Times New Roman" w:eastAsia="楷体"/>
+                <w:b w:val="0"/>
+                <w:color w:val="000000"/>
+                <w:sz w:val="18"/>
+              </w:rPr>
+              <w:t>5.20%</w:t>
+            </w:r>
+          </w:p>
+        </w:tc>
+        <w:tc>
+          <w:tcPr>
+            <w:tcW w:type="dxa" w:w="1344"/>
+            <w:vAlign w:val="center"/>
+            <w:tcBorders>
+              <w:top w:val="single" w:sz="4" w:color="A6A6A6"/>
+              <w:left w:val="single" w:sz="4" w:color="A6A6A6"/>
+              <w:bottom w:val="single" w:sz="4" w:color="A6A6A6"/>
+              <w:right w:val="single" w:sz="4" w:color="A6A6A6"/>
+            </w:tcBorders>
+          </w:tcPr>
+          <w:p>
+            <w:pPr>
+              <w:spacing w:before="0" w:after="0" w:line="276" w:lineRule="auto"/>
+              <w:ind w:firstLine="0"/>
+              <w:jc w:val="center"/>
+            </w:pPr>
+            <w:r/>
+            <w:r>
+              <w:rPr>
+                <w:rFonts w:ascii="Times New Roman" w:hAnsi="Times New Roman" w:eastAsia="楷体"/>
+                <w:b w:val="0"/>
+                <w:color w:val="000000"/>
+                <w:sz w:val="18"/>
+              </w:rPr>
+              <w:t>1.6:46.2:52.2</w:t>
+            </w:r>
+          </w:p>
+        </w:tc>
+        <w:tc>
+          <w:tcPr>
+            <w:tcW w:type="dxa" w:w="1344"/>
+            <w:vAlign w:val="center"/>
+            <w:tcBorders>
+              <w:top w:val="single" w:sz="4" w:color="A6A6A6"/>
+              <w:left w:val="single" w:sz="4" w:color="A6A6A6"/>
+              <w:bottom w:val="single" w:sz="4" w:color="A6A6A6"/>
+              <w:right w:val="single" w:sz="4" w:color="A6A6A6"/>
+            </w:tcBorders>
+          </w:tcPr>
+          <w:p>
+            <w:pPr>
+              <w:spacing w:before="0" w:after="0" w:line="276" w:lineRule="auto"/>
+              <w:ind w:firstLine="0"/>
+              <w:jc w:val="center"/>
+            </w:pPr>
+            <w:r/>
+            <w:r>
+              <w:rPr>
+                <w:rFonts w:ascii="Times New Roman" w:hAnsi="Times New Roman" w:eastAsia="楷体"/>
+                <w:b w:val="0"/>
+                <w:color w:val="000000"/>
+                <w:sz w:val="18"/>
+              </w:rPr>
+              <w:t>715.47</w:t>
+            </w:r>
+          </w:p>
+        </w:tc>
+        <w:tc>
+          <w:tcPr>
+            <w:tcW w:type="dxa" w:w="1344"/>
+            <w:vAlign w:val="center"/>
+            <w:tcBorders>
+              <w:top w:val="single" w:sz="4" w:color="A6A6A6"/>
+              <w:left w:val="single" w:sz="4" w:color="A6A6A6"/>
+              <w:bottom w:val="single" w:sz="4" w:color="A6A6A6"/>
+              <w:right w:val="single" w:sz="4" w:color="A6A6A6"/>
+            </w:tcBorders>
+          </w:tcPr>
+          <w:p>
+            <w:pPr>
+              <w:spacing w:before="0" w:after="0" w:line="276" w:lineRule="auto"/>
+              <w:ind w:firstLine="0"/>
+              <w:jc w:val="center"/>
+            </w:pPr>
+            <w:r/>
+            <w:r>
+              <w:rPr>
+                <w:rFonts w:ascii="Times New Roman" w:hAnsi="Times New Roman" w:eastAsia="楷体"/>
+                <w:b w:val="0"/>
+                <w:color w:val="000000"/>
+                <w:sz w:val="18"/>
+              </w:rPr>
+              <w:t>541.54</w:t>
+            </w:r>
+          </w:p>
+        </w:tc>
+      </w:tr>
+      <w:tr>
+        <w:tc>
+          <w:tcPr>
+            <w:tcW w:type="dxa" w:w="1344"/>
+            <w:vAlign w:val="center"/>
+            <w:tcBorders>
+              <w:top w:val="single" w:sz="4" w:color="A6A6A6"/>
+              <w:left w:val="single" w:sz="4" w:color="A6A6A6"/>
+              <w:bottom w:val="single" w:sz="4" w:color="A6A6A6"/>
+              <w:right w:val="single" w:sz="4" w:color="A6A6A6"/>
+            </w:tcBorders>
+          </w:tcPr>
+          <w:p>
+            <w:pPr>
+              <w:spacing w:before="0" w:after="0" w:line="276" w:lineRule="auto"/>
+              <w:ind w:firstLine="0"/>
+              <w:jc w:val="left"/>
+            </w:pPr>
+            <w:r/>
+            <w:r>
+              <w:rPr>
+                <w:rFonts w:ascii="Times New Roman" w:hAnsi="Times New Roman" w:eastAsia="楷体"/>
+                <w:b w:val="0"/>
+                <w:color w:val="000000"/>
+                <w:sz w:val="18"/>
+              </w:rPr>
+              <w:t>徐州市</w:t>
+            </w:r>
+          </w:p>
+        </w:tc>
+        <w:tc>
+          <w:tcPr>
+            <w:tcW w:type="dxa" w:w="1344"/>
+            <w:vAlign w:val="center"/>
+            <w:tcBorders>
+              <w:top w:val="single" w:sz="4" w:color="A6A6A6"/>
+              <w:left w:val="single" w:sz="4" w:color="A6A6A6"/>
+              <w:bottom w:val="single" w:sz="4" w:color="A6A6A6"/>
+              <w:right w:val="single" w:sz="4" w:color="A6A6A6"/>
+            </w:tcBorders>
+          </w:tcPr>
+          <w:p>
+            <w:pPr>
+              <w:spacing w:before="0" w:after="0" w:line="276" w:lineRule="auto"/>
+              <w:ind w:firstLine="0"/>
+              <w:jc w:val="center"/>
+            </w:pPr>
+            <w:r/>
+            <w:r>
+              <w:rPr>
+                <w:rFonts w:ascii="Times New Roman" w:hAnsi="Times New Roman" w:eastAsia="楷体"/>
+                <w:b w:val="0"/>
+                <w:color w:val="000000"/>
+                <w:sz w:val="18"/>
+              </w:rPr>
+              <w:t>9,957.22</w:t>
+            </w:r>
+          </w:p>
+        </w:tc>
+        <w:tc>
+          <w:tcPr>
+            <w:tcW w:type="dxa" w:w="1344"/>
+            <w:vAlign w:val="center"/>
+            <w:tcBorders>
+              <w:top w:val="single" w:sz="4" w:color="A6A6A6"/>
+              <w:left w:val="single" w:sz="4" w:color="A6A6A6"/>
+              <w:bottom w:val="single" w:sz="4" w:color="A6A6A6"/>
+              <w:right w:val="single" w:sz="4" w:color="A6A6A6"/>
+            </w:tcBorders>
+          </w:tcPr>
+          <w:p>
+            <w:pPr>
+              <w:spacing w:before="0" w:after="0" w:line="276" w:lineRule="auto"/>
+              <w:ind w:firstLine="0"/>
+              <w:jc w:val="center"/>
+            </w:pPr>
+            <w:r/>
+            <w:r>
+              <w:rPr>
+                <w:rFonts w:ascii="Times New Roman" w:hAnsi="Times New Roman" w:eastAsia="楷体"/>
+                <w:b w:val="0"/>
+                <w:color w:val="000000"/>
+                <w:sz w:val="18"/>
+              </w:rPr>
+              <w:t>—</w:t>
+            </w:r>
+          </w:p>
+        </w:tc>
+        <w:tc>
+          <w:tcPr>
+            <w:tcW w:type="dxa" w:w="1344"/>
+            <w:vAlign w:val="center"/>
+            <w:tcBorders>
+              <w:top w:val="single" w:sz="4" w:color="A6A6A6"/>
+              <w:left w:val="single" w:sz="4" w:color="A6A6A6"/>
+              <w:bottom w:val="single" w:sz="4" w:color="A6A6A6"/>
+              <w:right w:val="single" w:sz="4" w:color="A6A6A6"/>
+            </w:tcBorders>
+          </w:tcPr>
+          <w:p>
+            <w:pPr>
+              <w:spacing w:before="0" w:after="0" w:line="276" w:lineRule="auto"/>
+              <w:ind w:firstLine="0"/>
+              <w:jc w:val="center"/>
+            </w:pPr>
+            <w:r/>
+            <w:r>
+              <w:rPr>
+                <w:rFonts w:ascii="Times New Roman" w:hAnsi="Times New Roman" w:eastAsia="楷体"/>
+                <w:b w:val="0"/>
+                <w:color w:val="000000"/>
+                <w:sz w:val="18"/>
+              </w:rPr>
+              <w:t>5.80%</w:t>
+            </w:r>
+          </w:p>
+        </w:tc>
+        <w:tc>
+          <w:tcPr>
+            <w:tcW w:type="dxa" w:w="1344"/>
+            <w:vAlign w:val="center"/>
+            <w:tcBorders>
+              <w:top w:val="single" w:sz="4" w:color="A6A6A6"/>
+              <w:left w:val="single" w:sz="4" w:color="A6A6A6"/>
+              <w:bottom w:val="single" w:sz="4" w:color="A6A6A6"/>
+              <w:right w:val="single" w:sz="4" w:color="A6A6A6"/>
+            </w:tcBorders>
+          </w:tcPr>
+          <w:p>
+            <w:pPr>
+              <w:spacing w:before="0" w:after="0" w:line="276" w:lineRule="auto"/>
+              <w:ind w:firstLine="0"/>
+              <w:jc w:val="center"/>
+            </w:pPr>
+            <w:r/>
+            <w:r>
+              <w:rPr>
+                <w:rFonts w:ascii="Times New Roman" w:hAnsi="Times New Roman" w:eastAsia="楷体"/>
+                <w:b w:val="0"/>
+                <w:color w:val="000000"/>
+                <w:sz w:val="18"/>
+              </w:rPr>
+              <w:t xml:space="preserve"> </w:t>
+            </w:r>
+          </w:p>
+        </w:tc>
+        <w:tc>
+          <w:tcPr>
+            <w:tcW w:type="dxa" w:w="1344"/>
+            <w:vAlign w:val="center"/>
+            <w:tcBorders>
+              <w:top w:val="single" w:sz="4" w:color="A6A6A6"/>
+              <w:left w:val="single" w:sz="4" w:color="A6A6A6"/>
+              <w:bottom w:val="single" w:sz="4" w:color="A6A6A6"/>
+              <w:right w:val="single" w:sz="4" w:color="A6A6A6"/>
+            </w:tcBorders>
+          </w:tcPr>
+          <w:p>
+            <w:pPr>
+              <w:spacing w:before="0" w:after="0" w:line="276" w:lineRule="auto"/>
+              <w:ind w:firstLine="0"/>
+              <w:jc w:val="center"/>
+            </w:pPr>
+            <w:r/>
+            <w:r>
+              <w:rPr>
+                <w:rFonts w:ascii="Times New Roman" w:hAnsi="Times New Roman" w:eastAsia="楷体"/>
+                <w:b w:val="0"/>
+                <w:color w:val="000000"/>
+                <w:sz w:val="18"/>
+              </w:rPr>
+              <w:t>575.33</w:t>
+            </w:r>
+          </w:p>
+        </w:tc>
+        <w:tc>
+          <w:tcPr>
+            <w:tcW w:type="dxa" w:w="1344"/>
+            <w:vAlign w:val="center"/>
+            <w:tcBorders>
+              <w:top w:val="single" w:sz="4" w:color="A6A6A6"/>
+              <w:left w:val="single" w:sz="4" w:color="A6A6A6"/>
+              <w:bottom w:val="single" w:sz="4" w:color="A6A6A6"/>
+              <w:right w:val="single" w:sz="4" w:color="A6A6A6"/>
+            </w:tcBorders>
+          </w:tcPr>
+          <w:p>
+            <w:pPr>
+              <w:spacing w:before="0" w:after="0" w:line="276" w:lineRule="auto"/>
+              <w:ind w:firstLine="0"/>
+              <w:jc w:val="center"/>
+            </w:pPr>
+            <w:r/>
+            <w:r>
+              <w:rPr>
+                <w:rFonts w:ascii="Times New Roman" w:hAnsi="Times New Roman" w:eastAsia="楷体"/>
+                <w:b w:val="0"/>
+                <w:color w:val="000000"/>
+                <w:sz w:val="18"/>
+              </w:rPr>
+              <w:t>—</w:t>
+            </w:r>
+          </w:p>
+        </w:tc>
+      </w:tr>
+      <w:tr>
+        <w:tc>
+          <w:tcPr>
+            <w:tcW w:type="dxa" w:w="1344"/>
+            <w:vAlign w:val="center"/>
+            <w:tcBorders>
+              <w:top w:val="single" w:sz="4" w:color="A6A6A6"/>
+              <w:left w:val="single" w:sz="4" w:color="A6A6A6"/>
+              <w:bottom w:val="single" w:sz="4" w:color="A6A6A6"/>
+              <w:right w:val="single" w:sz="4" w:color="A6A6A6"/>
+            </w:tcBorders>
+          </w:tcPr>
+          <w:p>
+            <w:pPr>
+              <w:spacing w:before="0" w:after="0" w:line="276" w:lineRule="auto"/>
+              <w:ind w:firstLine="0"/>
+              <w:jc w:val="left"/>
+            </w:pPr>
+            <w:r/>
+            <w:r>
+              <w:rPr>
+                <w:rFonts w:ascii="Times New Roman" w:hAnsi="Times New Roman" w:eastAsia="楷体"/>
+                <w:b w:val="0"/>
+                <w:color w:val="000000"/>
+                <w:sz w:val="18"/>
+              </w:rPr>
+              <w:t>扬州市</w:t>
+            </w:r>
+          </w:p>
+        </w:tc>
+        <w:tc>
+          <w:tcPr>
+            <w:tcW w:type="dxa" w:w="1344"/>
+            <w:vAlign w:val="center"/>
+            <w:tcBorders>
+              <w:top w:val="single" w:sz="4" w:color="A6A6A6"/>
+              <w:left w:val="single" w:sz="4" w:color="A6A6A6"/>
+              <w:bottom w:val="single" w:sz="4" w:color="A6A6A6"/>
+              <w:right w:val="single" w:sz="4" w:color="A6A6A6"/>
+            </w:tcBorders>
+          </w:tcPr>
+          <w:p>
+            <w:pPr>
+              <w:spacing w:before="0" w:after="0" w:line="276" w:lineRule="auto"/>
+              <w:ind w:firstLine="0"/>
+              <w:jc w:val="center"/>
+            </w:pPr>
+            <w:r/>
+            <w:r>
+              <w:rPr>
+                <w:rFonts w:ascii="Times New Roman" w:hAnsi="Times New Roman" w:eastAsia="楷体"/>
+                <w:b w:val="0"/>
+                <w:color w:val="000000"/>
+                <w:sz w:val="18"/>
+              </w:rPr>
+              <w:t>8,056.75</w:t>
+            </w:r>
+          </w:p>
+        </w:tc>
+        <w:tc>
+          <w:tcPr>
+            <w:tcW w:type="dxa" w:w="1344"/>
+            <w:vAlign w:val="center"/>
+            <w:tcBorders>
+              <w:top w:val="single" w:sz="4" w:color="A6A6A6"/>
+              <w:left w:val="single" w:sz="4" w:color="A6A6A6"/>
+              <w:bottom w:val="single" w:sz="4" w:color="A6A6A6"/>
+              <w:right w:val="single" w:sz="4" w:color="A6A6A6"/>
+            </w:tcBorders>
+          </w:tcPr>
+          <w:p>
+            <w:pPr>
+              <w:spacing w:before="0" w:after="0" w:line="276" w:lineRule="auto"/>
+              <w:ind w:firstLine="0"/>
+              <w:jc w:val="center"/>
+            </w:pPr>
+            <w:r/>
+            <w:r>
+              <w:rPr>
+                <w:rFonts w:ascii="Times New Roman" w:hAnsi="Times New Roman" w:eastAsia="楷体"/>
+                <w:b w:val="0"/>
+                <w:color w:val="000000"/>
+                <w:sz w:val="18"/>
+              </w:rPr>
+              <w:t>—</w:t>
+            </w:r>
+          </w:p>
+        </w:tc>
+        <w:tc>
+          <w:tcPr>
+            <w:tcW w:type="dxa" w:w="1344"/>
+            <w:vAlign w:val="center"/>
+            <w:tcBorders>
+              <w:top w:val="single" w:sz="4" w:color="A6A6A6"/>
+              <w:left w:val="single" w:sz="4" w:color="A6A6A6"/>
+              <w:bottom w:val="single" w:sz="4" w:color="A6A6A6"/>
+              <w:right w:val="single" w:sz="4" w:color="A6A6A6"/>
+            </w:tcBorders>
+          </w:tcPr>
+          <w:p>
+            <w:pPr>
+              <w:spacing w:before="0" w:after="0" w:line="276" w:lineRule="auto"/>
+              <w:ind w:firstLine="0"/>
+              <w:jc w:val="center"/>
+            </w:pPr>
+            <w:r/>
+            <w:r>
+              <w:rPr>
+                <w:rFonts w:ascii="Times New Roman" w:hAnsi="Times New Roman" w:eastAsia="楷体"/>
+                <w:b w:val="0"/>
+                <w:color w:val="000000"/>
+                <w:sz w:val="18"/>
+              </w:rPr>
+              <w:t>5.50%</w:t>
+            </w:r>
+          </w:p>
+        </w:tc>
+        <w:tc>
+          <w:tcPr>
+            <w:tcW w:type="dxa" w:w="1344"/>
+            <w:vAlign w:val="center"/>
+            <w:tcBorders>
+              <w:top w:val="single" w:sz="4" w:color="A6A6A6"/>
+              <w:left w:val="single" w:sz="4" w:color="A6A6A6"/>
+              <w:bottom w:val="single" w:sz="4" w:color="A6A6A6"/>
+              <w:right w:val="single" w:sz="4" w:color="A6A6A6"/>
+            </w:tcBorders>
+          </w:tcPr>
+          <w:p>
+            <w:pPr>
+              <w:spacing w:before="0" w:after="0" w:line="276" w:lineRule="auto"/>
+              <w:ind w:firstLine="0"/>
+              <w:jc w:val="center"/>
+            </w:pPr>
+            <w:r/>
+            <w:r>
+              <w:rPr>
+                <w:rFonts w:ascii="Times New Roman" w:hAnsi="Times New Roman" w:eastAsia="楷体"/>
+                <w:b w:val="0"/>
+                <w:color w:val="000000"/>
+                <w:sz w:val="18"/>
+              </w:rPr>
+              <w:t xml:space="preserve"> </w:t>
+            </w:r>
+          </w:p>
+        </w:tc>
+        <w:tc>
+          <w:tcPr>
+            <w:tcW w:type="dxa" w:w="1344"/>
+            <w:vAlign w:val="center"/>
+            <w:tcBorders>
+              <w:top w:val="single" w:sz="4" w:color="A6A6A6"/>
+              <w:left w:val="single" w:sz="4" w:color="A6A6A6"/>
+              <w:bottom w:val="single" w:sz="4" w:color="A6A6A6"/>
+              <w:right w:val="single" w:sz="4" w:color="A6A6A6"/>
+            </w:tcBorders>
+          </w:tcPr>
+          <w:p>
+            <w:pPr>
+              <w:spacing w:before="0" w:after="0" w:line="276" w:lineRule="auto"/>
+              <w:ind w:firstLine="0"/>
+              <w:jc w:val="center"/>
+            </w:pPr>
+            <w:r/>
+            <w:r>
+              <w:rPr>
+                <w:rFonts w:ascii="Times New Roman" w:hAnsi="Times New Roman" w:eastAsia="楷体"/>
+                <w:b w:val="0"/>
+                <w:color w:val="000000"/>
+                <w:sz w:val="18"/>
+              </w:rPr>
+              <w:t>376.30</w:t>
+            </w:r>
+          </w:p>
+        </w:tc>
+        <w:tc>
+          <w:tcPr>
+            <w:tcW w:type="dxa" w:w="1344"/>
+            <w:vAlign w:val="center"/>
+            <w:tcBorders>
+              <w:top w:val="single" w:sz="4" w:color="A6A6A6"/>
+              <w:left w:val="single" w:sz="4" w:color="A6A6A6"/>
+              <w:bottom w:val="single" w:sz="4" w:color="A6A6A6"/>
+              <w:right w:val="single" w:sz="4" w:color="A6A6A6"/>
+            </w:tcBorders>
+          </w:tcPr>
+          <w:p>
+            <w:pPr>
+              <w:spacing w:before="0" w:after="0" w:line="276" w:lineRule="auto"/>
+              <w:ind w:firstLine="0"/>
+              <w:jc w:val="center"/>
+            </w:pPr>
+            <w:r/>
+            <w:r>
+              <w:rPr>
+                <w:rFonts w:ascii="Times New Roman" w:hAnsi="Times New Roman" w:eastAsia="楷体"/>
+                <w:b w:val="0"/>
+                <w:color w:val="000000"/>
+                <w:sz w:val="18"/>
+              </w:rPr>
+              <w:t>—</w:t>
+            </w:r>
+          </w:p>
+        </w:tc>
+      </w:tr>
+      <w:tr>
+        <w:tc>
+          <w:tcPr>
+            <w:tcW w:type="dxa" w:w="1344"/>
+            <w:vAlign w:val="center"/>
+            <w:tcBorders>
+              <w:top w:val="single" w:sz="4" w:color="A6A6A6"/>
+              <w:left w:val="single" w:sz="4" w:color="A6A6A6"/>
+              <w:bottom w:val="single" w:sz="4" w:color="A6A6A6"/>
+              <w:right w:val="single" w:sz="4" w:color="A6A6A6"/>
+            </w:tcBorders>
+          </w:tcPr>
+          <w:p>
+            <w:pPr>
+              <w:spacing w:before="0" w:after="0" w:line="276" w:lineRule="auto"/>
+              <w:ind w:firstLine="0"/>
+              <w:jc w:val="left"/>
+            </w:pPr>
+            <w:r/>
+            <w:r>
+              <w:rPr>
+                <w:rFonts w:ascii="Times New Roman" w:hAnsi="Times New Roman" w:eastAsia="楷体"/>
+                <w:b w:val="0"/>
+                <w:color w:val="000000"/>
+                <w:sz w:val="18"/>
+              </w:rPr>
+              <w:t>盐城市</w:t>
+            </w:r>
+          </w:p>
+        </w:tc>
+        <w:tc>
+          <w:tcPr>
+            <w:tcW w:type="dxa" w:w="1344"/>
+            <w:vAlign w:val="center"/>
+            <w:tcBorders>
+              <w:top w:val="single" w:sz="4" w:color="A6A6A6"/>
+              <w:left w:val="single" w:sz="4" w:color="A6A6A6"/>
+              <w:bottom w:val="single" w:sz="4" w:color="A6A6A6"/>
+              <w:right w:val="single" w:sz="4" w:color="A6A6A6"/>
+            </w:tcBorders>
+          </w:tcPr>
+          <w:p>
+            <w:pPr>
+              <w:spacing w:before="0" w:after="0" w:line="276" w:lineRule="auto"/>
+              <w:ind w:firstLine="0"/>
+              <w:jc w:val="center"/>
+            </w:pPr>
+            <w:r/>
+            <w:r>
+              <w:rPr>
+                <w:rFonts w:ascii="Times New Roman" w:hAnsi="Times New Roman" w:eastAsia="楷体"/>
+                <w:b w:val="0"/>
+                <w:color w:val="000000"/>
+                <w:sz w:val="18"/>
+              </w:rPr>
+              <w:t>8,045.30</w:t>
+            </w:r>
+          </w:p>
+        </w:tc>
+        <w:tc>
+          <w:tcPr>
+            <w:tcW w:type="dxa" w:w="1344"/>
+            <w:vAlign w:val="center"/>
+            <w:tcBorders>
+              <w:top w:val="single" w:sz="4" w:color="A6A6A6"/>
+              <w:left w:val="single" w:sz="4" w:color="A6A6A6"/>
+              <w:bottom w:val="single" w:sz="4" w:color="A6A6A6"/>
+              <w:right w:val="single" w:sz="4" w:color="A6A6A6"/>
+            </w:tcBorders>
+          </w:tcPr>
+          <w:p>
+            <w:pPr>
+              <w:spacing w:before="0" w:after="0" w:line="276" w:lineRule="auto"/>
+              <w:ind w:firstLine="0"/>
+              <w:jc w:val="center"/>
+            </w:pPr>
+            <w:r/>
+            <w:r>
+              <w:rPr>
+                <w:rFonts w:ascii="Times New Roman" w:hAnsi="Times New Roman" w:eastAsia="楷体"/>
+                <w:b w:val="0"/>
+                <w:color w:val="000000"/>
+                <w:sz w:val="18"/>
+              </w:rPr>
+              <w:t>—</w:t>
             </w:r>
           </w:p>
         </w:tc>
@@ -683,7 +1913,7 @@
                 <w:color w:val="000000"/>
                 <w:sz w:val="18"/>
               </w:rPr>
-              <w:t>3.2:46:50.8</w:t>
+              <w:t xml:space="preserve"> </w:t>
             </w:r>
           </w:p>
         </w:tc>
@@ -712,7 +1942,7 @@
                 <w:color w:val="000000"/>
                 <w:sz w:val="18"/>
               </w:rPr>
-              <w:t>183.71</w:t>
+              <w:t>515.74</w:t>
             </w:r>
           </w:p>
         </w:tc>
@@ -741,7 +1971,7 @@
                 <w:color w:val="000000"/>
                 <w:sz w:val="18"/>
               </w:rPr>
-              <w:t>277.40</w:t>
+              <w:t>—</w:t>
             </w:r>
           </w:p>
         </w:tc>
@@ -772,7 +2002,7 @@
                 <w:color w:val="000000"/>
                 <w:sz w:val="18"/>
               </w:rPr>
-              <w:t>呼和浩特市</w:t>
+              <w:t>泰州市</w:t>
             </w:r>
           </w:p>
         </w:tc>
@@ -801,7 +2031,7 @@
                 <w:color w:val="000000"/>
                 <w:sz w:val="18"/>
               </w:rPr>
-              <w:t>4,278.30</w:t>
+              <w:t>7,255.27</w:t>
             </w:r>
           </w:p>
         </w:tc>
@@ -830,7 +2060,7 @@
                 <w:color w:val="000000"/>
                 <w:sz w:val="18"/>
               </w:rPr>
-              <w:t>11.72</w:t>
+              <w:t>—</w:t>
             </w:r>
           </w:p>
         </w:tc>
@@ -859,7 +2089,7 @@
                 <w:color w:val="000000"/>
                 <w:sz w:val="18"/>
               </w:rPr>
-              <w:t>5.20%</w:t>
+              <w:t>5.30%</w:t>
             </w:r>
           </w:p>
         </w:tc>
@@ -888,7 +2118,7 @@
                 <w:color w:val="000000"/>
                 <w:sz w:val="18"/>
               </w:rPr>
-              <w:t>4.2:30.1:65.6</w:t>
+              <w:t xml:space="preserve"> </w:t>
             </w:r>
           </w:p>
         </w:tc>
@@ -917,7 +2147,7 @@
                 <w:color w:val="000000"/>
                 <w:sz w:val="18"/>
               </w:rPr>
-              <w:t>268.61</w:t>
+              <w:t>475.49</w:t>
             </w:r>
           </w:p>
         </w:tc>
@@ -946,7 +2176,7 @@
                 <w:color w:val="000000"/>
                 <w:sz w:val="18"/>
               </w:rPr>
-              <w:t>366.10</w:t>
+              <w:t>—</w:t>
             </w:r>
           </w:p>
         </w:tc>
@@ -977,7 +2207,7 @@
                 <w:color w:val="000000"/>
                 <w:sz w:val="18"/>
               </w:rPr>
-              <w:t>赤峰市</w:t>
+              <w:t>镇江市</w:t>
             </w:r>
           </w:p>
         </w:tc>
@@ -1006,7 +2236,7 @@
                 <w:color w:val="000000"/>
                 <w:sz w:val="18"/>
               </w:rPr>
-              <w:t>2,407.10</w:t>
+              <w:t>5,736.78</w:t>
             </w:r>
           </w:p>
         </w:tc>
@@ -1035,7 +2265,7 @@
                 <w:color w:val="000000"/>
                 <w:sz w:val="18"/>
               </w:rPr>
-              <w:t>6.16</w:t>
+              <w:t>—</w:t>
             </w:r>
           </w:p>
         </w:tc>
@@ -1064,7 +2294,7 @@
                 <w:color w:val="000000"/>
                 <w:sz w:val="18"/>
               </w:rPr>
-              <w:t>4.90%</w:t>
+              <w:t>5.40%</w:t>
             </w:r>
           </w:p>
         </w:tc>
@@ -1093,7 +2323,7 @@
                 <w:color w:val="000000"/>
                 <w:sz w:val="18"/>
               </w:rPr>
-              <w:t>21.1:25.5:53.4</w:t>
+              <w:t>3:45:52</w:t>
             </w:r>
           </w:p>
         </w:tc>
@@ -1122,7 +2352,7 @@
                 <w:color w:val="000000"/>
                 <w:sz w:val="18"/>
               </w:rPr>
-              <w:t>126.25</w:t>
+              <w:t>339.03</w:t>
             </w:r>
           </w:p>
         </w:tc>
@@ -1151,7 +2381,7 @@
                 <w:color w:val="000000"/>
                 <w:sz w:val="18"/>
               </w:rPr>
-              <w:t>388.70</w:t>
+              <w:t>—</w:t>
             </w:r>
           </w:p>
         </w:tc>
@@ -1182,7 +2412,7 @@
                 <w:color w:val="000000"/>
                 <w:sz w:val="18"/>
               </w:rPr>
-              <w:t>呼伦贝尔市</w:t>
+              <w:t>淮安市</w:t>
             </w:r>
           </w:p>
         </w:tc>
@@ -1211,7 +2441,7 @@
                 <w:color w:val="000000"/>
                 <w:sz w:val="18"/>
               </w:rPr>
-              <w:t>1,749.74</w:t>
+              <w:t>5,630.11</w:t>
             </w:r>
           </w:p>
         </w:tc>
@@ -1240,7 +2470,7 @@
                 <w:color w:val="000000"/>
                 <w:sz w:val="18"/>
               </w:rPr>
-              <w:t>8.21</w:t>
+              <w:t>12.49</w:t>
             </w:r>
           </w:p>
         </w:tc>
@@ -1269,7 +2499,7 @@
                 <w:color w:val="000000"/>
                 <w:sz w:val="18"/>
               </w:rPr>
-              <w:t>4.00%</w:t>
+              <w:t>5.90%</w:t>
             </w:r>
           </w:p>
         </w:tc>
@@ -1298,7 +2528,7 @@
                 <w:color w:val="000000"/>
                 <w:sz w:val="18"/>
               </w:rPr>
-              <w:t>24.2:29.3:46.5</w:t>
+              <w:t xml:space="preserve"> </w:t>
             </w:r>
           </w:p>
         </w:tc>
@@ -1327,7 +2557,7 @@
                 <w:color w:val="000000"/>
                 <w:sz w:val="18"/>
               </w:rPr>
-              <w:t>111.16</w:t>
+              <w:t>335.33</w:t>
             </w:r>
           </w:p>
         </w:tc>
@@ -1356,7 +2586,7 @@
                 <w:color w:val="000000"/>
                 <w:sz w:val="18"/>
               </w:rPr>
-              <w:t>211.90</w:t>
+              <w:t>449.34</w:t>
             </w:r>
           </w:p>
         </w:tc>
@@ -1387,7 +2617,7 @@
                 <w:color w:val="000000"/>
                 <w:sz w:val="18"/>
               </w:rPr>
-              <w:t>通辽市</w:t>
+              <w:t>宿迁市</w:t>
             </w:r>
           </w:p>
         </w:tc>
@@ -1416,7 +2646,7 @@
                 <w:color w:val="000000"/>
                 <w:sz w:val="18"/>
               </w:rPr>
-              <w:t>1,737.70</w:t>
+              <w:t>5,026.60</w:t>
             </w:r>
           </w:p>
         </w:tc>
@@ -1445,7 +2675,7 @@
                 <w:color w:val="000000"/>
                 <w:sz w:val="18"/>
               </w:rPr>
-              <w:t>6.28</w:t>
+              <w:t>—</w:t>
             </w:r>
           </w:p>
         </w:tc>
@@ -1474,7 +2704,7 @@
                 <w:color w:val="000000"/>
                 <w:sz w:val="18"/>
               </w:rPr>
-              <w:t>4.90%</w:t>
+              <w:t>5.60%</w:t>
             </w:r>
           </w:p>
         </w:tc>
@@ -1503,7 +2733,7 @@
                 <w:color w:val="000000"/>
                 <w:sz w:val="18"/>
               </w:rPr>
-              <w:t>26.1:29:44.9</w:t>
+              <w:t xml:space="preserve"> </w:t>
             </w:r>
           </w:p>
         </w:tc>
@@ -1532,7 +2762,7 @@
                 <w:color w:val="000000"/>
                 <w:sz w:val="18"/>
               </w:rPr>
-              <w:t>125.75</w:t>
+              <w:t>316.56</w:t>
             </w:r>
           </w:p>
         </w:tc>
@@ -1561,7 +2791,7 @@
                 <w:color w:val="000000"/>
                 <w:sz w:val="18"/>
               </w:rPr>
-              <w:t>275.20</w:t>
+              <w:t>—</w:t>
             </w:r>
           </w:p>
         </w:tc>
@@ -1592,7 +2822,7 @@
                 <w:color w:val="000000"/>
                 <w:sz w:val="18"/>
               </w:rPr>
-              <w:t>锡林郭勒盟</w:t>
+              <w:t>连云港市</w:t>
             </w:r>
           </w:p>
         </w:tc>
@@ -1621,7 +2851,7 @@
                 <w:color w:val="000000"/>
                 <w:sz w:val="18"/>
               </w:rPr>
-              <w:t>1,289.84</w:t>
+              <w:t>4,830.94</w:t>
             </w:r>
           </w:p>
         </w:tc>
@@ -1650,7 +2880,7 @@
                 <w:color w:val="000000"/>
                 <w:sz w:val="18"/>
               </w:rPr>
-              <w:t>11.67</w:t>
+              <w:t>10.57</w:t>
             </w:r>
           </w:p>
         </w:tc>
@@ -1708,7 +2938,7 @@
                 <w:color w:val="000000"/>
                 <w:sz w:val="18"/>
               </w:rPr>
-              <w:t>15.2:47.4:37.4</w:t>
+              <w:t>9.9:42.6:47.5</w:t>
             </w:r>
           </w:p>
         </w:tc>
@@ -1737,7 +2967,7 @@
                 <w:color w:val="000000"/>
                 <w:sz w:val="18"/>
               </w:rPr>
-              <w:t>139.00</w:t>
+              <w:t>305.74</w:t>
             </w:r>
           </w:p>
         </w:tc>
@@ -1766,1032 +2996,7 @@
                 <w:color w:val="000000"/>
                 <w:sz w:val="18"/>
               </w:rPr>
-              <w:t>110.30</w:t>
-            </w:r>
-          </w:p>
-        </w:tc>
-      </w:tr>
-      <w:tr>
-        <w:tc>
-          <w:tcPr>
-            <w:tcW w:type="dxa" w:w="1344"/>
-            <w:vAlign w:val="center"/>
-            <w:tcBorders>
-              <w:top w:val="single" w:sz="4" w:color="A6A6A6"/>
-              <w:left w:val="single" w:sz="4" w:color="A6A6A6"/>
-              <w:bottom w:val="single" w:sz="4" w:color="A6A6A6"/>
-              <w:right w:val="single" w:sz="4" w:color="A6A6A6"/>
-            </w:tcBorders>
-          </w:tcPr>
-          <w:p>
-            <w:pPr>
-              <w:spacing w:before="0" w:after="0" w:line="276" w:lineRule="auto"/>
-              <w:ind w:firstLine="0"/>
-              <w:jc w:val="left"/>
-            </w:pPr>
-            <w:r/>
-            <w:r>
-              <w:rPr>
-                <w:rFonts w:ascii="Times New Roman" w:hAnsi="Times New Roman" w:eastAsia="楷体"/>
-                <w:b w:val="0"/>
-                <w:color w:val="000000"/>
-                <w:sz w:val="18"/>
-              </w:rPr>
-              <w:t>巴彦淖尔市</w:t>
-            </w:r>
-          </w:p>
-        </w:tc>
-        <w:tc>
-          <w:tcPr>
-            <w:tcW w:type="dxa" w:w="1344"/>
-            <w:vAlign w:val="center"/>
-            <w:tcBorders>
-              <w:top w:val="single" w:sz="4" w:color="A6A6A6"/>
-              <w:left w:val="single" w:sz="4" w:color="A6A6A6"/>
-              <w:bottom w:val="single" w:sz="4" w:color="A6A6A6"/>
-              <w:right w:val="single" w:sz="4" w:color="A6A6A6"/>
-            </w:tcBorders>
-          </w:tcPr>
-          <w:p>
-            <w:pPr>
-              <w:spacing w:before="0" w:after="0" w:line="276" w:lineRule="auto"/>
-              <w:ind w:firstLine="0"/>
-              <w:jc w:val="center"/>
-            </w:pPr>
-            <w:r/>
-            <w:r>
-              <w:rPr>
-                <w:rFonts w:ascii="Times New Roman" w:hAnsi="Times New Roman" w:eastAsia="楷体"/>
-                <w:b w:val="0"/>
-                <w:color w:val="000000"/>
-                <w:sz w:val="18"/>
-              </w:rPr>
-              <w:t>1,277.60</w:t>
-            </w:r>
-          </w:p>
-        </w:tc>
-        <w:tc>
-          <w:tcPr>
-            <w:tcW w:type="dxa" w:w="1344"/>
-            <w:vAlign w:val="center"/>
-            <w:tcBorders>
-              <w:top w:val="single" w:sz="4" w:color="A6A6A6"/>
-              <w:left w:val="single" w:sz="4" w:color="A6A6A6"/>
-              <w:bottom w:val="single" w:sz="4" w:color="A6A6A6"/>
-              <w:right w:val="single" w:sz="4" w:color="A6A6A6"/>
-            </w:tcBorders>
-          </w:tcPr>
-          <w:p>
-            <w:pPr>
-              <w:spacing w:before="0" w:after="0" w:line="276" w:lineRule="auto"/>
-              <w:ind w:firstLine="0"/>
-              <w:jc w:val="center"/>
-            </w:pPr>
-            <w:r/>
-            <w:r>
-              <w:rPr>
-                <w:rFonts w:ascii="Times New Roman" w:hAnsi="Times New Roman" w:eastAsia="楷体"/>
-                <w:b w:val="0"/>
-                <w:color w:val="000000"/>
-                <w:sz w:val="18"/>
-              </w:rPr>
-              <w:t>8.63</w:t>
-            </w:r>
-          </w:p>
-        </w:tc>
-        <w:tc>
-          <w:tcPr>
-            <w:tcW w:type="dxa" w:w="1344"/>
-            <w:vAlign w:val="center"/>
-            <w:tcBorders>
-              <w:top w:val="single" w:sz="4" w:color="A6A6A6"/>
-              <w:left w:val="single" w:sz="4" w:color="A6A6A6"/>
-              <w:bottom w:val="single" w:sz="4" w:color="A6A6A6"/>
-              <w:right w:val="single" w:sz="4" w:color="A6A6A6"/>
-            </w:tcBorders>
-          </w:tcPr>
-          <w:p>
-            <w:pPr>
-              <w:spacing w:before="0" w:after="0" w:line="276" w:lineRule="auto"/>
-              <w:ind w:firstLine="0"/>
-              <w:jc w:val="center"/>
-            </w:pPr>
-            <w:r/>
-            <w:r>
-              <w:rPr>
-                <w:rFonts w:ascii="Times New Roman" w:hAnsi="Times New Roman" w:eastAsia="楷体"/>
-                <w:b w:val="0"/>
-                <w:color w:val="000000"/>
-                <w:sz w:val="18"/>
-              </w:rPr>
-              <w:t>4.50%</w:t>
-            </w:r>
-          </w:p>
-        </w:tc>
-        <w:tc>
-          <w:tcPr>
-            <w:tcW w:type="dxa" w:w="1344"/>
-            <w:vAlign w:val="center"/>
-            <w:tcBorders>
-              <w:top w:val="single" w:sz="4" w:color="A6A6A6"/>
-              <w:left w:val="single" w:sz="4" w:color="A6A6A6"/>
-              <w:bottom w:val="single" w:sz="4" w:color="A6A6A6"/>
-              <w:right w:val="single" w:sz="4" w:color="A6A6A6"/>
-            </w:tcBorders>
-          </w:tcPr>
-          <w:p>
-            <w:pPr>
-              <w:spacing w:before="0" w:after="0" w:line="276" w:lineRule="auto"/>
-              <w:ind w:firstLine="0"/>
-              <w:jc w:val="center"/>
-            </w:pPr>
-            <w:r/>
-            <w:r>
-              <w:rPr>
-                <w:rFonts w:ascii="Times New Roman" w:hAnsi="Times New Roman" w:eastAsia="楷体"/>
-                <w:b w:val="0"/>
-                <w:color w:val="000000"/>
-                <w:sz w:val="18"/>
-              </w:rPr>
-              <w:t>27.3:27.6:45.1</w:t>
-            </w:r>
-          </w:p>
-        </w:tc>
-        <w:tc>
-          <w:tcPr>
-            <w:tcW w:type="dxa" w:w="1344"/>
-            <w:vAlign w:val="center"/>
-            <w:tcBorders>
-              <w:top w:val="single" w:sz="4" w:color="A6A6A6"/>
-              <w:left w:val="single" w:sz="4" w:color="A6A6A6"/>
-              <w:bottom w:val="single" w:sz="4" w:color="A6A6A6"/>
-              <w:right w:val="single" w:sz="4" w:color="A6A6A6"/>
-            </w:tcBorders>
-          </w:tcPr>
-          <w:p>
-            <w:pPr>
-              <w:spacing w:before="0" w:after="0" w:line="276" w:lineRule="auto"/>
-              <w:ind w:firstLine="0"/>
-              <w:jc w:val="center"/>
-            </w:pPr>
-            <w:r/>
-            <w:r>
-              <w:rPr>
-                <w:rFonts w:ascii="Times New Roman" w:hAnsi="Times New Roman" w:eastAsia="楷体"/>
-                <w:b w:val="0"/>
-                <w:color w:val="000000"/>
-                <w:sz w:val="18"/>
-              </w:rPr>
-              <w:t>90.69</w:t>
-            </w:r>
-          </w:p>
-        </w:tc>
-        <w:tc>
-          <w:tcPr>
-            <w:tcW w:type="dxa" w:w="1344"/>
-            <w:vAlign w:val="center"/>
-            <w:tcBorders>
-              <w:top w:val="single" w:sz="4" w:color="A6A6A6"/>
-              <w:left w:val="single" w:sz="4" w:color="A6A6A6"/>
-              <w:bottom w:val="single" w:sz="4" w:color="A6A6A6"/>
-              <w:right w:val="single" w:sz="4" w:color="A6A6A6"/>
-            </w:tcBorders>
-          </w:tcPr>
-          <w:p>
-            <w:pPr>
-              <w:spacing w:before="0" w:after="0" w:line="276" w:lineRule="auto"/>
-              <w:ind w:firstLine="0"/>
-              <w:jc w:val="center"/>
-            </w:pPr>
-            <w:r/>
-            <w:r>
-              <w:rPr>
-                <w:rFonts w:ascii="Times New Roman" w:hAnsi="Times New Roman" w:eastAsia="楷体"/>
-                <w:b w:val="0"/>
-                <w:color w:val="000000"/>
-                <w:sz w:val="18"/>
-              </w:rPr>
-              <w:t>147.00</w:t>
-            </w:r>
-          </w:p>
-        </w:tc>
-      </w:tr>
-      <w:tr>
-        <w:tc>
-          <w:tcPr>
-            <w:tcW w:type="dxa" w:w="1344"/>
-            <w:vAlign w:val="center"/>
-            <w:tcBorders>
-              <w:top w:val="single" w:sz="4" w:color="A6A6A6"/>
-              <w:left w:val="single" w:sz="4" w:color="A6A6A6"/>
-              <w:bottom w:val="single" w:sz="4" w:color="A6A6A6"/>
-              <w:right w:val="single" w:sz="4" w:color="A6A6A6"/>
-            </w:tcBorders>
-          </w:tcPr>
-          <w:p>
-            <w:pPr>
-              <w:spacing w:before="0" w:after="0" w:line="276" w:lineRule="auto"/>
-              <w:ind w:firstLine="0"/>
-              <w:jc w:val="left"/>
-            </w:pPr>
-            <w:r/>
-            <w:r>
-              <w:rPr>
-                <w:rFonts w:ascii="Times New Roman" w:hAnsi="Times New Roman" w:eastAsia="楷体"/>
-                <w:b w:val="0"/>
-                <w:color w:val="000000"/>
-                <w:sz w:val="18"/>
-              </w:rPr>
-              <w:t>乌兰察布市</w:t>
-            </w:r>
-          </w:p>
-        </w:tc>
-        <w:tc>
-          <w:tcPr>
-            <w:tcW w:type="dxa" w:w="1344"/>
-            <w:vAlign w:val="center"/>
-            <w:tcBorders>
-              <w:top w:val="single" w:sz="4" w:color="A6A6A6"/>
-              <w:left w:val="single" w:sz="4" w:color="A6A6A6"/>
-              <w:bottom w:val="single" w:sz="4" w:color="A6A6A6"/>
-              <w:right w:val="single" w:sz="4" w:color="A6A6A6"/>
-            </w:tcBorders>
-          </w:tcPr>
-          <w:p>
-            <w:pPr>
-              <w:spacing w:before="0" w:after="0" w:line="276" w:lineRule="auto"/>
-              <w:ind w:firstLine="0"/>
-              <w:jc w:val="center"/>
-            </w:pPr>
-            <w:r/>
-            <w:r>
-              <w:rPr>
-                <w:rFonts w:ascii="Times New Roman" w:hAnsi="Times New Roman" w:eastAsia="楷体"/>
-                <w:b w:val="0"/>
-                <w:color w:val="000000"/>
-                <w:sz w:val="18"/>
-              </w:rPr>
-              <w:t>1,260.30</w:t>
-            </w:r>
-          </w:p>
-        </w:tc>
-        <w:tc>
-          <w:tcPr>
-            <w:tcW w:type="dxa" w:w="1344"/>
-            <w:vAlign w:val="center"/>
-            <w:tcBorders>
-              <w:top w:val="single" w:sz="4" w:color="A6A6A6"/>
-              <w:left w:val="single" w:sz="4" w:color="A6A6A6"/>
-              <w:bottom w:val="single" w:sz="4" w:color="A6A6A6"/>
-              <w:right w:val="single" w:sz="4" w:color="A6A6A6"/>
-            </w:tcBorders>
-          </w:tcPr>
-          <w:p>
-            <w:pPr>
-              <w:spacing w:before="0" w:after="0" w:line="276" w:lineRule="auto"/>
-              <w:ind w:firstLine="0"/>
-              <w:jc w:val="center"/>
-            </w:pPr>
-            <w:r/>
-            <w:r>
-              <w:rPr>
-                <w:rFonts w:ascii="Times New Roman" w:hAnsi="Times New Roman" w:eastAsia="楷体"/>
-                <w:b w:val="0"/>
-                <w:color w:val="000000"/>
-                <w:sz w:val="18"/>
-              </w:rPr>
-              <w:t>8.03</w:t>
-            </w:r>
-          </w:p>
-        </w:tc>
-        <w:tc>
-          <w:tcPr>
-            <w:tcW w:type="dxa" w:w="1344"/>
-            <w:vAlign w:val="center"/>
-            <w:tcBorders>
-              <w:top w:val="single" w:sz="4" w:color="A6A6A6"/>
-              <w:left w:val="single" w:sz="4" w:color="A6A6A6"/>
-              <w:bottom w:val="single" w:sz="4" w:color="A6A6A6"/>
-              <w:right w:val="single" w:sz="4" w:color="A6A6A6"/>
-            </w:tcBorders>
-          </w:tcPr>
-          <w:p>
-            <w:pPr>
-              <w:spacing w:before="0" w:after="0" w:line="276" w:lineRule="auto"/>
-              <w:ind w:firstLine="0"/>
-              <w:jc w:val="center"/>
-            </w:pPr>
-            <w:r/>
-            <w:r>
-              <w:rPr>
-                <w:rFonts w:ascii="Times New Roman" w:hAnsi="Times New Roman" w:eastAsia="楷体"/>
-                <w:b w:val="0"/>
-                <w:color w:val="000000"/>
-                <w:sz w:val="18"/>
-              </w:rPr>
-              <w:t>4.80%</w:t>
-            </w:r>
-          </w:p>
-        </w:tc>
-        <w:tc>
-          <w:tcPr>
-            <w:tcW w:type="dxa" w:w="1344"/>
-            <w:vAlign w:val="center"/>
-            <w:tcBorders>
-              <w:top w:val="single" w:sz="4" w:color="A6A6A6"/>
-              <w:left w:val="single" w:sz="4" w:color="A6A6A6"/>
-              <w:bottom w:val="single" w:sz="4" w:color="A6A6A6"/>
-              <w:right w:val="single" w:sz="4" w:color="A6A6A6"/>
-            </w:tcBorders>
-          </w:tcPr>
-          <w:p>
-            <w:pPr>
-              <w:spacing w:before="0" w:after="0" w:line="276" w:lineRule="auto"/>
-              <w:ind w:firstLine="0"/>
-              <w:jc w:val="center"/>
-            </w:pPr>
-            <w:r/>
-            <w:r>
-              <w:rPr>
-                <w:rFonts w:ascii="Times New Roman" w:hAnsi="Times New Roman" w:eastAsia="楷体"/>
-                <w:b w:val="0"/>
-                <w:color w:val="000000"/>
-                <w:sz w:val="18"/>
-              </w:rPr>
-              <w:t>16.2:32.6:51.2</w:t>
-            </w:r>
-          </w:p>
-        </w:tc>
-        <w:tc>
-          <w:tcPr>
-            <w:tcW w:type="dxa" w:w="1344"/>
-            <w:vAlign w:val="center"/>
-            <w:tcBorders>
-              <w:top w:val="single" w:sz="4" w:color="A6A6A6"/>
-              <w:left w:val="single" w:sz="4" w:color="A6A6A6"/>
-              <w:bottom w:val="single" w:sz="4" w:color="A6A6A6"/>
-              <w:right w:val="single" w:sz="4" w:color="A6A6A6"/>
-            </w:tcBorders>
-          </w:tcPr>
-          <w:p>
-            <w:pPr>
-              <w:spacing w:before="0" w:after="0" w:line="276" w:lineRule="auto"/>
-              <w:ind w:firstLine="0"/>
-              <w:jc w:val="center"/>
-            </w:pPr>
-            <w:r/>
-            <w:r>
-              <w:rPr>
-                <w:rFonts w:ascii="Times New Roman" w:hAnsi="Times New Roman" w:eastAsia="楷体"/>
-                <w:b w:val="0"/>
-                <w:color w:val="000000"/>
-                <w:sz w:val="18"/>
-              </w:rPr>
-              <w:t>76.90</w:t>
-            </w:r>
-          </w:p>
-        </w:tc>
-        <w:tc>
-          <w:tcPr>
-            <w:tcW w:type="dxa" w:w="1344"/>
-            <w:vAlign w:val="center"/>
-            <w:tcBorders>
-              <w:top w:val="single" w:sz="4" w:color="A6A6A6"/>
-              <w:left w:val="single" w:sz="4" w:color="A6A6A6"/>
-              <w:bottom w:val="single" w:sz="4" w:color="A6A6A6"/>
-              <w:right w:val="single" w:sz="4" w:color="A6A6A6"/>
-            </w:tcBorders>
-          </w:tcPr>
-          <w:p>
-            <w:pPr>
-              <w:spacing w:before="0" w:after="0" w:line="276" w:lineRule="auto"/>
-              <w:ind w:firstLine="0"/>
-              <w:jc w:val="center"/>
-            </w:pPr>
-            <w:r/>
-            <w:r>
-              <w:rPr>
-                <w:rFonts w:ascii="Times New Roman" w:hAnsi="Times New Roman" w:eastAsia="楷体"/>
-                <w:b w:val="0"/>
-                <w:color w:val="000000"/>
-                <w:sz w:val="18"/>
-              </w:rPr>
-              <w:t>155.70</w:t>
-            </w:r>
-          </w:p>
-        </w:tc>
-      </w:tr>
-      <w:tr>
-        <w:tc>
-          <w:tcPr>
-            <w:tcW w:type="dxa" w:w="1344"/>
-            <w:vAlign w:val="center"/>
-            <w:tcBorders>
-              <w:top w:val="single" w:sz="4" w:color="A6A6A6"/>
-              <w:left w:val="single" w:sz="4" w:color="A6A6A6"/>
-              <w:bottom w:val="single" w:sz="4" w:color="A6A6A6"/>
-              <w:right w:val="single" w:sz="4" w:color="A6A6A6"/>
-            </w:tcBorders>
-          </w:tcPr>
-          <w:p>
-            <w:pPr>
-              <w:spacing w:before="0" w:after="0" w:line="276" w:lineRule="auto"/>
-              <w:ind w:firstLine="0"/>
-              <w:jc w:val="left"/>
-            </w:pPr>
-            <w:r/>
-            <w:r>
-              <w:rPr>
-                <w:rFonts w:ascii="Times New Roman" w:hAnsi="Times New Roman" w:eastAsia="楷体"/>
-                <w:b w:val="0"/>
-                <w:color w:val="000000"/>
-                <w:sz w:val="18"/>
-              </w:rPr>
-              <w:t>兴安盟</w:t>
-            </w:r>
-          </w:p>
-        </w:tc>
-        <w:tc>
-          <w:tcPr>
-            <w:tcW w:type="dxa" w:w="1344"/>
-            <w:vAlign w:val="center"/>
-            <w:tcBorders>
-              <w:top w:val="single" w:sz="4" w:color="A6A6A6"/>
-              <w:left w:val="single" w:sz="4" w:color="A6A6A6"/>
-              <w:bottom w:val="single" w:sz="4" w:color="A6A6A6"/>
-              <w:right w:val="single" w:sz="4" w:color="A6A6A6"/>
-            </w:tcBorders>
-          </w:tcPr>
-          <w:p>
-            <w:pPr>
-              <w:spacing w:before="0" w:after="0" w:line="276" w:lineRule="auto"/>
-              <w:ind w:firstLine="0"/>
-              <w:jc w:val="center"/>
-            </w:pPr>
-            <w:r/>
-            <w:r>
-              <w:rPr>
-                <w:rFonts w:ascii="Times New Roman" w:hAnsi="Times New Roman" w:eastAsia="楷体"/>
-                <w:b w:val="0"/>
-                <w:color w:val="000000"/>
-                <w:sz w:val="18"/>
-              </w:rPr>
-              <w:t>850.09</w:t>
-            </w:r>
-          </w:p>
-        </w:tc>
-        <w:tc>
-          <w:tcPr>
-            <w:tcW w:type="dxa" w:w="1344"/>
-            <w:vAlign w:val="center"/>
-            <w:tcBorders>
-              <w:top w:val="single" w:sz="4" w:color="A6A6A6"/>
-              <w:left w:val="single" w:sz="4" w:color="A6A6A6"/>
-              <w:bottom w:val="single" w:sz="4" w:color="A6A6A6"/>
-              <w:right w:val="single" w:sz="4" w:color="A6A6A6"/>
-            </w:tcBorders>
-          </w:tcPr>
-          <w:p>
-            <w:pPr>
-              <w:spacing w:before="0" w:after="0" w:line="276" w:lineRule="auto"/>
-              <w:ind w:firstLine="0"/>
-              <w:jc w:val="center"/>
-            </w:pPr>
-            <w:r/>
-            <w:r>
-              <w:rPr>
-                <w:rFonts w:ascii="Times New Roman" w:hAnsi="Times New Roman" w:eastAsia="楷体"/>
-                <w:b w:val="0"/>
-                <w:color w:val="000000"/>
-                <w:sz w:val="18"/>
-              </w:rPr>
-              <w:t>6.23</w:t>
-            </w:r>
-          </w:p>
-        </w:tc>
-        <w:tc>
-          <w:tcPr>
-            <w:tcW w:type="dxa" w:w="1344"/>
-            <w:vAlign w:val="center"/>
-            <w:tcBorders>
-              <w:top w:val="single" w:sz="4" w:color="A6A6A6"/>
-              <w:left w:val="single" w:sz="4" w:color="A6A6A6"/>
-              <w:bottom w:val="single" w:sz="4" w:color="A6A6A6"/>
-              <w:right w:val="single" w:sz="4" w:color="A6A6A6"/>
-            </w:tcBorders>
-          </w:tcPr>
-          <w:p>
-            <w:pPr>
-              <w:spacing w:before="0" w:after="0" w:line="276" w:lineRule="auto"/>
-              <w:ind w:firstLine="0"/>
-              <w:jc w:val="center"/>
-            </w:pPr>
-            <w:r/>
-            <w:r>
-              <w:rPr>
-                <w:rFonts w:ascii="Times New Roman" w:hAnsi="Times New Roman" w:eastAsia="楷体"/>
-                <w:b w:val="0"/>
-                <w:color w:val="000000"/>
-                <w:sz w:val="18"/>
-              </w:rPr>
-              <w:t>4.50%</w:t>
-            </w:r>
-          </w:p>
-        </w:tc>
-        <w:tc>
-          <w:tcPr>
-            <w:tcW w:type="dxa" w:w="1344"/>
-            <w:vAlign w:val="center"/>
-            <w:tcBorders>
-              <w:top w:val="single" w:sz="4" w:color="A6A6A6"/>
-              <w:left w:val="single" w:sz="4" w:color="A6A6A6"/>
-              <w:bottom w:val="single" w:sz="4" w:color="A6A6A6"/>
-              <w:right w:val="single" w:sz="4" w:color="A6A6A6"/>
-            </w:tcBorders>
-          </w:tcPr>
-          <w:p>
-            <w:pPr>
-              <w:spacing w:before="0" w:after="0" w:line="276" w:lineRule="auto"/>
-              <w:ind w:firstLine="0"/>
-              <w:jc w:val="center"/>
-            </w:pPr>
-            <w:r/>
-            <w:r>
-              <w:rPr>
-                <w:rFonts w:ascii="Times New Roman" w:hAnsi="Times New Roman" w:eastAsia="楷体"/>
-                <w:b w:val="0"/>
-                <w:color w:val="000000"/>
-                <w:sz w:val="18"/>
-              </w:rPr>
-              <w:t>34.9:23.2:41.9</w:t>
-            </w:r>
-          </w:p>
-        </w:tc>
-        <w:tc>
-          <w:tcPr>
-            <w:tcW w:type="dxa" w:w="1344"/>
-            <w:vAlign w:val="center"/>
-            <w:tcBorders>
-              <w:top w:val="single" w:sz="4" w:color="A6A6A6"/>
-              <w:left w:val="single" w:sz="4" w:color="A6A6A6"/>
-              <w:bottom w:val="single" w:sz="4" w:color="A6A6A6"/>
-              <w:right w:val="single" w:sz="4" w:color="A6A6A6"/>
-            </w:tcBorders>
-          </w:tcPr>
-          <w:p>
-            <w:pPr>
-              <w:spacing w:before="0" w:after="0" w:line="276" w:lineRule="auto"/>
-              <w:ind w:firstLine="0"/>
-              <w:jc w:val="center"/>
-            </w:pPr>
-            <w:r/>
-            <w:r>
-              <w:rPr>
-                <w:rFonts w:ascii="Times New Roman" w:hAnsi="Times New Roman" w:eastAsia="楷体"/>
-                <w:b w:val="0"/>
-                <w:color w:val="000000"/>
-                <w:sz w:val="18"/>
-              </w:rPr>
-              <w:t>41.40</w:t>
-            </w:r>
-          </w:p>
-        </w:tc>
-        <w:tc>
-          <w:tcPr>
-            <w:tcW w:type="dxa" w:w="1344"/>
-            <w:vAlign w:val="center"/>
-            <w:tcBorders>
-              <w:top w:val="single" w:sz="4" w:color="A6A6A6"/>
-              <w:left w:val="single" w:sz="4" w:color="A6A6A6"/>
-              <w:bottom w:val="single" w:sz="4" w:color="A6A6A6"/>
-              <w:right w:val="single" w:sz="4" w:color="A6A6A6"/>
-            </w:tcBorders>
-          </w:tcPr>
-          <w:p>
-            <w:pPr>
-              <w:spacing w:before="0" w:after="0" w:line="276" w:lineRule="auto"/>
-              <w:ind w:firstLine="0"/>
-              <w:jc w:val="center"/>
-            </w:pPr>
-            <w:r/>
-            <w:r>
-              <w:rPr>
-                <w:rFonts w:ascii="Times New Roman" w:hAnsi="Times New Roman" w:eastAsia="楷体"/>
-                <w:b w:val="0"/>
-                <w:color w:val="000000"/>
-                <w:sz w:val="18"/>
-              </w:rPr>
-              <w:t>135.50</w:t>
-            </w:r>
-          </w:p>
-        </w:tc>
-      </w:tr>
-      <w:tr>
-        <w:tc>
-          <w:tcPr>
-            <w:tcW w:type="dxa" w:w="1344"/>
-            <w:vAlign w:val="center"/>
-            <w:tcBorders>
-              <w:top w:val="single" w:sz="4" w:color="A6A6A6"/>
-              <w:left w:val="single" w:sz="4" w:color="A6A6A6"/>
-              <w:bottom w:val="single" w:sz="4" w:color="A6A6A6"/>
-              <w:right w:val="single" w:sz="4" w:color="A6A6A6"/>
-            </w:tcBorders>
-          </w:tcPr>
-          <w:p>
-            <w:pPr>
-              <w:spacing w:before="0" w:after="0" w:line="276" w:lineRule="auto"/>
-              <w:ind w:firstLine="0"/>
-              <w:jc w:val="left"/>
-            </w:pPr>
-            <w:r/>
-            <w:r>
-              <w:rPr>
-                <w:rFonts w:ascii="Times New Roman" w:hAnsi="Times New Roman" w:eastAsia="楷体"/>
-                <w:b w:val="0"/>
-                <w:color w:val="000000"/>
-                <w:sz w:val="18"/>
-              </w:rPr>
-              <w:t>乌海市</w:t>
-            </w:r>
-          </w:p>
-        </w:tc>
-        <w:tc>
-          <w:tcPr>
-            <w:tcW w:type="dxa" w:w="1344"/>
-            <w:vAlign w:val="center"/>
-            <w:tcBorders>
-              <w:top w:val="single" w:sz="4" w:color="A6A6A6"/>
-              <w:left w:val="single" w:sz="4" w:color="A6A6A6"/>
-              <w:bottom w:val="single" w:sz="4" w:color="A6A6A6"/>
-              <w:right w:val="single" w:sz="4" w:color="A6A6A6"/>
-            </w:tcBorders>
-          </w:tcPr>
-          <w:p>
-            <w:pPr>
-              <w:spacing w:before="0" w:after="0" w:line="276" w:lineRule="auto"/>
-              <w:ind w:firstLine="0"/>
-              <w:jc w:val="center"/>
-            </w:pPr>
-            <w:r/>
-            <w:r>
-              <w:rPr>
-                <w:rFonts w:ascii="Times New Roman" w:hAnsi="Times New Roman" w:eastAsia="楷体"/>
-                <w:b w:val="0"/>
-                <w:color w:val="000000"/>
-                <w:sz w:val="18"/>
-              </w:rPr>
-              <w:t>540.75</w:t>
-            </w:r>
-          </w:p>
-        </w:tc>
-        <w:tc>
-          <w:tcPr>
-            <w:tcW w:type="dxa" w:w="1344"/>
-            <w:vAlign w:val="center"/>
-            <w:tcBorders>
-              <w:top w:val="single" w:sz="4" w:color="A6A6A6"/>
-              <w:left w:val="single" w:sz="4" w:color="A6A6A6"/>
-              <w:bottom w:val="single" w:sz="4" w:color="A6A6A6"/>
-              <w:right w:val="single" w:sz="4" w:color="A6A6A6"/>
-            </w:tcBorders>
-          </w:tcPr>
-          <w:p>
-            <w:pPr>
-              <w:spacing w:before="0" w:after="0" w:line="276" w:lineRule="auto"/>
-              <w:ind w:firstLine="0"/>
-              <w:jc w:val="center"/>
-            </w:pPr>
-            <w:r/>
-            <w:r>
-              <w:rPr>
-                <w:rFonts w:ascii="Times New Roman" w:hAnsi="Times New Roman" w:eastAsia="楷体"/>
-                <w:b w:val="0"/>
-                <w:color w:val="000000"/>
-                <w:sz w:val="18"/>
-              </w:rPr>
-              <w:t>9.74</w:t>
-            </w:r>
-          </w:p>
-        </w:tc>
-        <w:tc>
-          <w:tcPr>
-            <w:tcW w:type="dxa" w:w="1344"/>
-            <w:vAlign w:val="center"/>
-            <w:tcBorders>
-              <w:top w:val="single" w:sz="4" w:color="A6A6A6"/>
-              <w:left w:val="single" w:sz="4" w:color="A6A6A6"/>
-              <w:bottom w:val="single" w:sz="4" w:color="A6A6A6"/>
-              <w:right w:val="single" w:sz="4" w:color="A6A6A6"/>
-            </w:tcBorders>
-          </w:tcPr>
-          <w:p>
-            <w:pPr>
-              <w:spacing w:before="0" w:after="0" w:line="276" w:lineRule="auto"/>
-              <w:ind w:firstLine="0"/>
-              <w:jc w:val="center"/>
-            </w:pPr>
-            <w:r/>
-            <w:r>
-              <w:rPr>
-                <w:rFonts w:ascii="Times New Roman" w:hAnsi="Times New Roman" w:eastAsia="楷体"/>
-                <w:b w:val="0"/>
-                <w:color w:val="000000"/>
-                <w:sz w:val="18"/>
-              </w:rPr>
-              <w:t>-4.30%</w:t>
-            </w:r>
-          </w:p>
-        </w:tc>
-        <w:tc>
-          <w:tcPr>
-            <w:tcW w:type="dxa" w:w="1344"/>
-            <w:vAlign w:val="center"/>
-            <w:tcBorders>
-              <w:top w:val="single" w:sz="4" w:color="A6A6A6"/>
-              <w:left w:val="single" w:sz="4" w:color="A6A6A6"/>
-              <w:bottom w:val="single" w:sz="4" w:color="A6A6A6"/>
-              <w:right w:val="single" w:sz="4" w:color="A6A6A6"/>
-            </w:tcBorders>
-          </w:tcPr>
-          <w:p>
-            <w:pPr>
-              <w:spacing w:before="0" w:after="0" w:line="276" w:lineRule="auto"/>
-              <w:ind w:firstLine="0"/>
-              <w:jc w:val="center"/>
-            </w:pPr>
-            <w:r/>
-            <w:r>
-              <w:rPr>
-                <w:rFonts w:ascii="Times New Roman" w:hAnsi="Times New Roman" w:eastAsia="楷体"/>
-                <w:b w:val="0"/>
-                <w:color w:val="000000"/>
-                <w:sz w:val="18"/>
-              </w:rPr>
-              <w:t>1.6:45.7:52.7</w:t>
-            </w:r>
-          </w:p>
-        </w:tc>
-        <w:tc>
-          <w:tcPr>
-            <w:tcW w:type="dxa" w:w="1344"/>
-            <w:vAlign w:val="center"/>
-            <w:tcBorders>
-              <w:top w:val="single" w:sz="4" w:color="A6A6A6"/>
-              <w:left w:val="single" w:sz="4" w:color="A6A6A6"/>
-              <w:bottom w:val="single" w:sz="4" w:color="A6A6A6"/>
-              <w:right w:val="single" w:sz="4" w:color="A6A6A6"/>
-            </w:tcBorders>
-          </w:tcPr>
-          <w:p>
-            <w:pPr>
-              <w:spacing w:before="0" w:after="0" w:line="276" w:lineRule="auto"/>
-              <w:ind w:firstLine="0"/>
-              <w:jc w:val="center"/>
-            </w:pPr>
-            <w:r/>
-            <w:r>
-              <w:rPr>
-                <w:rFonts w:ascii="Times New Roman" w:hAnsi="Times New Roman" w:eastAsia="楷体"/>
-                <w:b w:val="0"/>
-                <w:color w:val="000000"/>
-                <w:sz w:val="18"/>
-              </w:rPr>
-              <w:t>86.06</w:t>
-            </w:r>
-          </w:p>
-        </w:tc>
-        <w:tc>
-          <w:tcPr>
-            <w:tcW w:type="dxa" w:w="1344"/>
-            <w:vAlign w:val="center"/>
-            <w:tcBorders>
-              <w:top w:val="single" w:sz="4" w:color="A6A6A6"/>
-              <w:left w:val="single" w:sz="4" w:color="A6A6A6"/>
-              <w:bottom w:val="single" w:sz="4" w:color="A6A6A6"/>
-              <w:right w:val="single" w:sz="4" w:color="A6A6A6"/>
-            </w:tcBorders>
-          </w:tcPr>
-          <w:p>
-            <w:pPr>
-              <w:spacing w:before="0" w:after="0" w:line="276" w:lineRule="auto"/>
-              <w:ind w:firstLine="0"/>
-              <w:jc w:val="center"/>
-            </w:pPr>
-            <w:r/>
-            <w:r>
-              <w:rPr>
-                <w:rFonts w:ascii="Times New Roman" w:hAnsi="Times New Roman" w:eastAsia="楷体"/>
-                <w:b w:val="0"/>
-                <w:color w:val="000000"/>
-                <w:sz w:val="18"/>
-              </w:rPr>
-              <w:t>54.90</w:t>
-            </w:r>
-          </w:p>
-        </w:tc>
-      </w:tr>
-      <w:tr>
-        <w:tc>
-          <w:tcPr>
-            <w:tcW w:type="dxa" w:w="1344"/>
-            <w:vAlign w:val="center"/>
-            <w:tcBorders>
-              <w:top w:val="single" w:sz="4" w:color="A6A6A6"/>
-              <w:left w:val="single" w:sz="4" w:color="A6A6A6"/>
-              <w:bottom w:val="single" w:sz="4" w:color="A6A6A6"/>
-              <w:right w:val="single" w:sz="4" w:color="A6A6A6"/>
-            </w:tcBorders>
-          </w:tcPr>
-          <w:p>
-            <w:pPr>
-              <w:spacing w:before="0" w:after="0" w:line="276" w:lineRule="auto"/>
-              <w:ind w:firstLine="0"/>
-              <w:jc w:val="left"/>
-            </w:pPr>
-            <w:r/>
-            <w:r>
-              <w:rPr>
-                <w:rFonts w:ascii="Times New Roman" w:hAnsi="Times New Roman" w:eastAsia="楷体"/>
-                <w:b w:val="0"/>
-                <w:color w:val="000000"/>
-                <w:sz w:val="18"/>
-              </w:rPr>
-              <w:t>阿拉善盟</w:t>
-            </w:r>
-          </w:p>
-        </w:tc>
-        <w:tc>
-          <w:tcPr>
-            <w:tcW w:type="dxa" w:w="1344"/>
-            <w:vAlign w:val="center"/>
-            <w:tcBorders>
-              <w:top w:val="single" w:sz="4" w:color="A6A6A6"/>
-              <w:left w:val="single" w:sz="4" w:color="A6A6A6"/>
-              <w:bottom w:val="single" w:sz="4" w:color="A6A6A6"/>
-              <w:right w:val="single" w:sz="4" w:color="A6A6A6"/>
-            </w:tcBorders>
-          </w:tcPr>
-          <w:p>
-            <w:pPr>
-              <w:spacing w:before="0" w:after="0" w:line="276" w:lineRule="auto"/>
-              <w:ind w:firstLine="0"/>
-              <w:jc w:val="center"/>
-            </w:pPr>
-            <w:r/>
-            <w:r>
-              <w:rPr>
-                <w:rFonts w:ascii="Times New Roman" w:hAnsi="Times New Roman" w:eastAsia="楷体"/>
-                <w:b w:val="0"/>
-                <w:color w:val="000000"/>
-                <w:sz w:val="18"/>
-              </w:rPr>
-              <w:t>418.80</w:t>
-            </w:r>
-          </w:p>
-        </w:tc>
-        <w:tc>
-          <w:tcPr>
-            <w:tcW w:type="dxa" w:w="1344"/>
-            <w:vAlign w:val="center"/>
-            <w:tcBorders>
-              <w:top w:val="single" w:sz="4" w:color="A6A6A6"/>
-              <w:left w:val="single" w:sz="4" w:color="A6A6A6"/>
-              <w:bottom w:val="single" w:sz="4" w:color="A6A6A6"/>
-              <w:right w:val="single" w:sz="4" w:color="A6A6A6"/>
-            </w:tcBorders>
-          </w:tcPr>
-          <w:p>
-            <w:pPr>
-              <w:spacing w:before="0" w:after="0" w:line="276" w:lineRule="auto"/>
-              <w:ind w:firstLine="0"/>
-              <w:jc w:val="center"/>
-            </w:pPr>
-            <w:r/>
-            <w:r>
-              <w:rPr>
-                <w:rFonts w:ascii="Times New Roman" w:hAnsi="Times New Roman" w:eastAsia="楷体"/>
-                <w:b w:val="0"/>
-                <w:color w:val="000000"/>
-                <w:sz w:val="18"/>
-              </w:rPr>
-              <w:t>15.51</w:t>
-            </w:r>
-          </w:p>
-        </w:tc>
-        <w:tc>
-          <w:tcPr>
-            <w:tcW w:type="dxa" w:w="1344"/>
-            <w:vAlign w:val="center"/>
-            <w:tcBorders>
-              <w:top w:val="single" w:sz="4" w:color="A6A6A6"/>
-              <w:left w:val="single" w:sz="4" w:color="A6A6A6"/>
-              <w:bottom w:val="single" w:sz="4" w:color="A6A6A6"/>
-              <w:right w:val="single" w:sz="4" w:color="A6A6A6"/>
-            </w:tcBorders>
-          </w:tcPr>
-          <w:p>
-            <w:pPr>
-              <w:spacing w:before="0" w:after="0" w:line="276" w:lineRule="auto"/>
-              <w:ind w:firstLine="0"/>
-              <w:jc w:val="center"/>
-            </w:pPr>
-            <w:r/>
-            <w:r>
-              <w:rPr>
-                <w:rFonts w:ascii="Times New Roman" w:hAnsi="Times New Roman" w:eastAsia="楷体"/>
-                <w:b w:val="0"/>
-                <w:color w:val="000000"/>
-                <w:sz w:val="18"/>
-              </w:rPr>
-              <w:t>4.10%</w:t>
-            </w:r>
-          </w:p>
-        </w:tc>
-        <w:tc>
-          <w:tcPr>
-            <w:tcW w:type="dxa" w:w="1344"/>
-            <w:vAlign w:val="center"/>
-            <w:tcBorders>
-              <w:top w:val="single" w:sz="4" w:color="A6A6A6"/>
-              <w:left w:val="single" w:sz="4" w:color="A6A6A6"/>
-              <w:bottom w:val="single" w:sz="4" w:color="A6A6A6"/>
-              <w:right w:val="single" w:sz="4" w:color="A6A6A6"/>
-            </w:tcBorders>
-          </w:tcPr>
-          <w:p>
-            <w:pPr>
-              <w:spacing w:before="0" w:after="0" w:line="276" w:lineRule="auto"/>
-              <w:ind w:firstLine="0"/>
-              <w:jc w:val="center"/>
-            </w:pPr>
-            <w:r/>
-            <w:r>
-              <w:rPr>
-                <w:rFonts w:ascii="Times New Roman" w:hAnsi="Times New Roman" w:eastAsia="楷体"/>
-                <w:b w:val="0"/>
-                <w:color w:val="000000"/>
-                <w:sz w:val="18"/>
-              </w:rPr>
-              <w:t>9:46.3:44.7</w:t>
-            </w:r>
-          </w:p>
-        </w:tc>
-        <w:tc>
-          <w:tcPr>
-            <w:tcW w:type="dxa" w:w="1344"/>
-            <w:vAlign w:val="center"/>
-            <w:tcBorders>
-              <w:top w:val="single" w:sz="4" w:color="A6A6A6"/>
-              <w:left w:val="single" w:sz="4" w:color="A6A6A6"/>
-              <w:bottom w:val="single" w:sz="4" w:color="A6A6A6"/>
-              <w:right w:val="single" w:sz="4" w:color="A6A6A6"/>
-            </w:tcBorders>
-          </w:tcPr>
-          <w:p>
-            <w:pPr>
-              <w:spacing w:before="0" w:after="0" w:line="276" w:lineRule="auto"/>
-              <w:ind w:firstLine="0"/>
-              <w:jc w:val="center"/>
-            </w:pPr>
-            <w:r/>
-            <w:r>
-              <w:rPr>
-                <w:rFonts w:ascii="Times New Roman" w:hAnsi="Times New Roman" w:eastAsia="楷体"/>
-                <w:b w:val="0"/>
-                <w:color w:val="000000"/>
-                <w:sz w:val="18"/>
-              </w:rPr>
-              <w:t>37.17</w:t>
-            </w:r>
-          </w:p>
-        </w:tc>
-        <w:tc>
-          <w:tcPr>
-            <w:tcW w:type="dxa" w:w="1344"/>
-            <w:vAlign w:val="center"/>
-            <w:tcBorders>
-              <w:top w:val="single" w:sz="4" w:color="A6A6A6"/>
-              <w:left w:val="single" w:sz="4" w:color="A6A6A6"/>
-              <w:bottom w:val="single" w:sz="4" w:color="A6A6A6"/>
-              <w:right w:val="single" w:sz="4" w:color="A6A6A6"/>
-            </w:tcBorders>
-          </w:tcPr>
-          <w:p>
-            <w:pPr>
-              <w:spacing w:before="0" w:after="0" w:line="276" w:lineRule="auto"/>
-              <w:ind w:firstLine="0"/>
-              <w:jc w:val="center"/>
-            </w:pPr>
-            <w:r/>
-            <w:r>
-              <w:rPr>
-                <w:rFonts w:ascii="Times New Roman" w:hAnsi="Times New Roman" w:eastAsia="楷体"/>
-                <w:b w:val="0"/>
-                <w:color w:val="000000"/>
-                <w:sz w:val="18"/>
-              </w:rPr>
-              <w:t>26.80</w:t>
+              <w:t>456.20</w:t>
             </w:r>
           </w:p>
         </w:tc>
@@ -2824,7 +3029,7 @@
           <w:color w:val="000000"/>
           <w:sz w:val="21"/>
         </w:rPr>
-        <w:t>省内对比看，乌海市2025年GDP总量540.75亿元、列全省第11位，一般公共预算收入86.06亿元、列全省第九位。整体来看，乌海市经济基本面在内蒙古自治区内具有一定代表性，但需关注固定资产投资走势及新旧动能转换的接续性。</w:t>
+        <w:t>省内对比看，扬州市2025年GDP总量8,056.75亿元、列全省第七位；一般公共预算收入376.30亿元、列全省第九位。整体来看，扬州市在江苏省内的经济与财政地位处于中游，但放到同类城市横向看，产业结构升级与新旧动能转换仍是中长期需要关注的核心课题。</w:t>
       </w:r>
     </w:p>
     <w:p>
@@ -2839,7 +3044,7 @@
           <w:color w:val="000000"/>
           <w:sz w:val="21"/>
         </w:rPr>
-        <w:t>■ 乌海市财政体量在内蒙古自治区处于中游，税收占比58.98%、税收占比处于一般水平，但政府性基金收入较2023年累计下降65%、土地财政贡献度弱化；2025年末宽口径债务率442.14%、处于偏高水平，已显著高于公认的 300% 偏高临界线，后续偿债压力值得关注。</w:t>
+        <w:t>■ 扬州市财政体量在江苏省处于中游，税收占比处于70%以上的较高水平、显著高于全国地级市平均、财政质量较好；但受房地产市场调整影响，政府性基金收入较2023年累计下降18%、土地财政贡献度有所弱化；2025年末宽口径债务率770.41%、处于偏高水平，已显著高于公认的 300% 偏高临界线，后续偿债压力值得关注。</w:t>
       </w:r>
     </w:p>
     <w:p>
@@ -2854,7 +3059,7 @@
           <w:color w:val="000000"/>
           <w:sz w:val="21"/>
         </w:rPr>
-        <w:t>财政收入方面，2023、2024、2025年乌海市一般公共预算收入分别为85.70亿元、85.89亿元、86.06亿元，其中税收收入63.73亿元、57.77亿元、50.76亿元，税收占比维持在74.37%、67.26%、58.98%；一般公共预算支出172.02亿元、159.33亿元、132.40亿元，财政自给率49.82%、53.90%、65.00%。</w:t>
+        <w:t>财政收入方面，2023、2024、2025年扬州市一般公共预算收入分别为347.57亿元、361.18亿元、376.30亿元，在江苏省内处于中游；其中税收收入分别为277.00亿元、279.71亿元、291.10亿元，税收占比维持在79.69%、77.44%、77.36%，处于70%以上的较高水平、显著高于全国地级市平均、财政质量较好。一般公共预算支出分别为711.24亿元、728.73亿元、717.90亿元，财政自给率48.87%、49.56%、52.42%，财政自给率偏低、刚性支出压力较大。</w:t>
       </w:r>
     </w:p>
     <w:p>
@@ -2869,7 +3074,7 @@
           <w:color w:val="000000"/>
           <w:sz w:val="21"/>
         </w:rPr>
-        <w:t>政府性基金收入方面，2023、2024、2025年分别为16.03亿元、13.50亿元、5.61亿元，政府性基金收入较2023年累计下降65%、土地财政贡献度弱化，反映地方综合财力对房地产周期的敞口。</w:t>
+        <w:t>政府性基金收入方面，2023、2024、2025年扬州市政府性基金收入分别为651.63亿元、620.69亿元、537.00亿元，较2023年累计下降18%、土地财政贡献度有所弱化，反映地方综合财力对房地产周期与土地市场的敞口较大。</w:t>
       </w:r>
     </w:p>
     <w:p>
@@ -2885,7 +3090,7 @@
           <w:color w:val="000000"/>
           <w:sz w:val="21"/>
         </w:rPr>
-        <w:t>图表：2023-2025年乌海市财政收入情况(单位:亿元、%)</w:t>
+        <w:t>图表：2023-2025年扬州市财政收入情况(单位:亿元、%)</w:t>
       </w:r>
     </w:p>
     <w:tbl>
@@ -3170,7 +3375,7 @@
                 <w:color w:val="000000"/>
                 <w:sz w:val="18"/>
               </w:rPr>
-              <w:t>85.70</w:t>
+              <w:t>347.57</w:t>
             </w:r>
           </w:p>
         </w:tc>
@@ -3199,7 +3404,7 @@
                 <w:color w:val="000000"/>
                 <w:sz w:val="18"/>
               </w:rPr>
-              <w:t>8.10%</w:t>
+              <w:t>6.80%</w:t>
             </w:r>
           </w:p>
         </w:tc>
@@ -3228,7 +3433,7 @@
                 <w:color w:val="000000"/>
                 <w:sz w:val="18"/>
               </w:rPr>
-              <w:t>85.89</w:t>
+              <w:t>361.18</w:t>
             </w:r>
           </w:p>
         </w:tc>
@@ -3257,7 +3462,7 @@
                 <w:color w:val="000000"/>
                 <w:sz w:val="18"/>
               </w:rPr>
-              <w:t>0.22%</w:t>
+              <w:t>3.92%</w:t>
             </w:r>
           </w:p>
         </w:tc>
@@ -3286,7 +3491,7 @@
                 <w:color w:val="000000"/>
                 <w:sz w:val="18"/>
               </w:rPr>
-              <w:t>86.06</w:t>
+              <w:t>376.30</w:t>
             </w:r>
           </w:p>
         </w:tc>
@@ -3315,7 +3520,7 @@
                 <w:color w:val="000000"/>
                 <w:sz w:val="18"/>
               </w:rPr>
-              <w:t>0.20%</w:t>
+              <w:t>4.19%</w:t>
             </w:r>
           </w:p>
         </w:tc>
@@ -3375,7 +3580,7 @@
                 <w:color w:val="000000"/>
                 <w:sz w:val="18"/>
               </w:rPr>
-              <w:t>63.73</w:t>
+              <w:t>277.00</w:t>
             </w:r>
           </w:p>
         </w:tc>
@@ -3433,7 +3638,7 @@
                 <w:color w:val="000000"/>
                 <w:sz w:val="18"/>
               </w:rPr>
-              <w:t>57.77</w:t>
+              <w:t>279.71</w:t>
             </w:r>
           </w:p>
         </w:tc>
@@ -3462,7 +3667,7 @@
                 <w:color w:val="000000"/>
                 <w:sz w:val="18"/>
               </w:rPr>
-              <w:t>-9.35%</w:t>
+              <w:t>0.98%</w:t>
             </w:r>
           </w:p>
         </w:tc>
@@ -3491,7 +3696,7 @@
                 <w:color w:val="000000"/>
                 <w:sz w:val="18"/>
               </w:rPr>
-              <w:t>50.76</w:t>
+              <w:t>291.10</w:t>
             </w:r>
           </w:p>
         </w:tc>
@@ -3520,7 +3725,7 @@
                 <w:color w:val="000000"/>
                 <w:sz w:val="18"/>
               </w:rPr>
-              <w:t>-12.13%</w:t>
+              <w:t>4.07%</w:t>
             </w:r>
           </w:p>
         </w:tc>
@@ -3580,7 +3785,7 @@
                 <w:color w:val="000000"/>
                 <w:sz w:val="18"/>
               </w:rPr>
-              <w:t>74.37%</w:t>
+              <w:t>79.69%</w:t>
             </w:r>
           </w:p>
         </w:tc>
@@ -3638,7 +3843,7 @@
                 <w:color w:val="000000"/>
                 <w:sz w:val="18"/>
               </w:rPr>
-              <w:t>67.26%</w:t>
+              <w:t>77.44%</w:t>
             </w:r>
           </w:p>
         </w:tc>
@@ -3696,7 +3901,7 @@
                 <w:color w:val="000000"/>
                 <w:sz w:val="18"/>
               </w:rPr>
-              <w:t>58.98%</w:t>
+              <w:t>77.36%</w:t>
             </w:r>
           </w:p>
         </w:tc>
@@ -3785,7 +3990,7 @@
                 <w:color w:val="000000"/>
                 <w:sz w:val="18"/>
               </w:rPr>
-              <w:t>172.02</w:t>
+              <w:t>711.24</w:t>
             </w:r>
           </w:p>
         </w:tc>
@@ -3843,7 +4048,7 @@
                 <w:color w:val="000000"/>
                 <w:sz w:val="18"/>
               </w:rPr>
-              <w:t>159.33</w:t>
+              <w:t>728.73</w:t>
             </w:r>
           </w:p>
         </w:tc>
@@ -3872,7 +4077,7 @@
                 <w:color w:val="000000"/>
                 <w:sz w:val="18"/>
               </w:rPr>
-              <w:t>-7.38%</w:t>
+              <w:t>2.46%</w:t>
             </w:r>
           </w:p>
         </w:tc>
@@ -3901,7 +4106,7 @@
                 <w:color w:val="000000"/>
                 <w:sz w:val="18"/>
               </w:rPr>
-              <w:t>132.40</w:t>
+              <w:t>717.90</w:t>
             </w:r>
           </w:p>
         </w:tc>
@@ -3930,7 +4135,7 @@
                 <w:color w:val="000000"/>
                 <w:sz w:val="18"/>
               </w:rPr>
-              <w:t>-16.90%</w:t>
+              <w:t>-1.49%</w:t>
             </w:r>
           </w:p>
         </w:tc>
@@ -3990,7 +4195,7 @@
                 <w:color w:val="000000"/>
                 <w:sz w:val="18"/>
               </w:rPr>
-              <w:t>49.82%</w:t>
+              <w:t>48.87%</w:t>
             </w:r>
           </w:p>
         </w:tc>
@@ -4048,7 +4253,7 @@
                 <w:color w:val="000000"/>
                 <w:sz w:val="18"/>
               </w:rPr>
-              <w:t>53.90%</w:t>
+              <w:t>49.56%</w:t>
             </w:r>
           </w:p>
         </w:tc>
@@ -4106,7 +4311,7 @@
                 <w:color w:val="000000"/>
                 <w:sz w:val="18"/>
               </w:rPr>
-              <w:t>65.00%</w:t>
+              <w:t>52.42%</w:t>
             </w:r>
           </w:p>
         </w:tc>
@@ -4195,7 +4400,7 @@
                 <w:color w:val="000000"/>
                 <w:sz w:val="18"/>
               </w:rPr>
-              <w:t>16.03</w:t>
+              <w:t>651.63</w:t>
             </w:r>
           </w:p>
         </w:tc>
@@ -4253,7 +4458,7 @@
                 <w:color w:val="000000"/>
                 <w:sz w:val="18"/>
               </w:rPr>
-              <w:t>13.50</w:t>
+              <w:t>620.69</w:t>
             </w:r>
           </w:p>
         </w:tc>
@@ -4282,7 +4487,7 @@
                 <w:color w:val="000000"/>
                 <w:sz w:val="18"/>
               </w:rPr>
-              <w:t>-15.78%</w:t>
+              <w:t>-4.75%</w:t>
             </w:r>
           </w:p>
         </w:tc>
@@ -4311,7 +4516,7 @@
                 <w:color w:val="000000"/>
                 <w:sz w:val="18"/>
               </w:rPr>
-              <w:t>5.61</w:t>
+              <w:t>537.00</w:t>
             </w:r>
           </w:p>
         </w:tc>
@@ -4340,7 +4545,7 @@
                 <w:color w:val="000000"/>
                 <w:sz w:val="18"/>
               </w:rPr>
-              <w:t>-58.44%</w:t>
+              <w:t>-13.48%</w:t>
             </w:r>
           </w:p>
         </w:tc>
@@ -4358,7 +4563,7 @@
           <w:color w:val="000000"/>
           <w:sz w:val="19"/>
         </w:rPr>
-        <w:t>资料来源:乌海市财政决算、企业预警通,风控信评部整理</w:t>
+        <w:t>资料来源:扬州市财政决算、企业预警通,风控信评部整理</w:t>
       </w:r>
     </w:p>
     <w:p>
@@ -4373,7 +4578,1291 @@
           <w:color w:val="000000"/>
           <w:sz w:val="21"/>
         </w:rPr>
-        <w:t>土地市场方面，【待补充:乌海市土地出让与房地产销售数据（土地市场数据库未覆盖该市）】。</w:t>
+        <w:t>土地市场方面，2021、2022、2023、2024、2025年扬州市经营性用地成交价分别为601.00亿元、523.97亿元、636.00亿元、609.40亿元、471.43亿元，2025年较2021年下降21.56%；同期平均溢价率为12.98%、3.53%、7.52%、20.89%、0.20%，整体处于低位、反映市场化主体拿地意愿与未来房价预期偏弱；成交楼面均价由3,055元/㎡降至2,189元/㎡、累计下降28.35%。2026年1-4月，扬州市经营性用地累计成交104宗、规划建面454.55万㎡、成交价89.71亿元，延续低位运行。</w:t>
+      </w:r>
+    </w:p>
+    <w:p>
+      <w:pPr>
+        <w:spacing w:before="80" w:after="40" w:line="360" w:lineRule="auto"/>
+        <w:ind w:firstLine="0"/>
+        <w:jc w:val="center"/>
+      </w:pPr>
+      <w:r>
+        <w:rPr>
+          <w:rFonts w:ascii="Times New Roman" w:hAnsi="Times New Roman" w:eastAsia="楷体"/>
+          <w:b/>
+          <w:color w:val="000000"/>
+          <w:sz w:val="21"/>
+        </w:rPr>
+        <w:t>图表:2021-2025年扬州市土地出让情况</w:t>
+      </w:r>
+    </w:p>
+    <w:tbl>
+      <w:tblPr>
+        <w:tblW w:type="auto" w:w="0"/>
+        <w:tblLayout w:type="autofit"/>
+        <w:tblLook w:firstColumn="1" w:firstRow="1" w:lastColumn="0" w:lastRow="0" w:noHBand="0" w:noVBand="1" w:val="04A0"/>
+      </w:tblPr>
+      <w:tblGrid>
+        <w:gridCol w:w="1568"/>
+        <w:gridCol w:w="1568"/>
+        <w:gridCol w:w="1568"/>
+        <w:gridCol w:w="1568"/>
+        <w:gridCol w:w="1568"/>
+        <w:gridCol w:w="1568"/>
+      </w:tblGrid>
+      <w:tr>
+        <w:tc>
+          <w:tcPr>
+            <w:tcW w:type="dxa" w:w="1568"/>
+            <w:vAlign w:val="center"/>
+            <w:shd w:val="clear" w:color="auto" w:fill="F1A983"/>
+            <w:tcBorders>
+              <w:top w:val="single" w:sz="4" w:color="A6A6A6"/>
+              <w:left w:val="single" w:sz="4" w:color="A6A6A6"/>
+              <w:bottom w:val="single" w:sz="4" w:color="A6A6A6"/>
+              <w:right w:val="single" w:sz="4" w:color="A6A6A6"/>
+            </w:tcBorders>
+          </w:tcPr>
+          <w:p>
+            <w:pPr>
+              <w:spacing w:before="0" w:after="0" w:line="276" w:lineRule="auto"/>
+              <w:ind w:firstLine="0"/>
+              <w:jc w:val="center"/>
+            </w:pPr>
+            <w:r/>
+            <w:r>
+              <w:rPr>
+                <w:rFonts w:ascii="Times New Roman" w:hAnsi="Times New Roman" w:eastAsia="楷体"/>
+                <w:b/>
+                <w:color w:val="000000"/>
+                <w:sz w:val="18"/>
+              </w:rPr>
+              <w:t>年度</w:t>
+            </w:r>
+          </w:p>
+        </w:tc>
+        <w:tc>
+          <w:tcPr>
+            <w:tcW w:type="dxa" w:w="1568"/>
+            <w:vAlign w:val="center"/>
+            <w:shd w:val="clear" w:color="auto" w:fill="F1A983"/>
+            <w:tcBorders>
+              <w:top w:val="single" w:sz="4" w:color="A6A6A6"/>
+              <w:left w:val="single" w:sz="4" w:color="A6A6A6"/>
+              <w:bottom w:val="single" w:sz="4" w:color="A6A6A6"/>
+              <w:right w:val="single" w:sz="4" w:color="A6A6A6"/>
+            </w:tcBorders>
+          </w:tcPr>
+          <w:p>
+            <w:pPr>
+              <w:spacing w:before="0" w:after="0" w:line="276" w:lineRule="auto"/>
+              <w:ind w:firstLine="0"/>
+              <w:jc w:val="center"/>
+            </w:pPr>
+            <w:r/>
+            <w:r>
+              <w:rPr>
+                <w:rFonts w:ascii="Times New Roman" w:hAnsi="Times New Roman" w:eastAsia="楷体"/>
+                <w:b/>
+                <w:color w:val="000000"/>
+                <w:sz w:val="18"/>
+              </w:rPr>
+              <w:t>土地宗数</w:t>
+            </w:r>
+          </w:p>
+        </w:tc>
+        <w:tc>
+          <w:tcPr>
+            <w:tcW w:type="dxa" w:w="1568"/>
+            <w:vAlign w:val="center"/>
+            <w:shd w:val="clear" w:color="auto" w:fill="F1A983"/>
+            <w:tcBorders>
+              <w:top w:val="single" w:sz="4" w:color="A6A6A6"/>
+              <w:left w:val="single" w:sz="4" w:color="A6A6A6"/>
+              <w:bottom w:val="single" w:sz="4" w:color="A6A6A6"/>
+              <w:right w:val="single" w:sz="4" w:color="A6A6A6"/>
+            </w:tcBorders>
+          </w:tcPr>
+          <w:p>
+            <w:pPr>
+              <w:spacing w:before="0" w:after="0" w:line="276" w:lineRule="auto"/>
+              <w:ind w:firstLine="0"/>
+              <w:jc w:val="center"/>
+            </w:pPr>
+            <w:r/>
+            <w:r>
+              <w:rPr>
+                <w:rFonts w:ascii="Times New Roman" w:hAnsi="Times New Roman" w:eastAsia="楷体"/>
+                <w:b/>
+                <w:color w:val="000000"/>
+                <w:sz w:val="18"/>
+              </w:rPr>
+              <w:t>规划建面(万㎡)</w:t>
+            </w:r>
+          </w:p>
+        </w:tc>
+        <w:tc>
+          <w:tcPr>
+            <w:tcW w:type="dxa" w:w="1568"/>
+            <w:vAlign w:val="center"/>
+            <w:shd w:val="clear" w:color="auto" w:fill="F1A983"/>
+            <w:tcBorders>
+              <w:top w:val="single" w:sz="4" w:color="A6A6A6"/>
+              <w:left w:val="single" w:sz="4" w:color="A6A6A6"/>
+              <w:bottom w:val="single" w:sz="4" w:color="A6A6A6"/>
+              <w:right w:val="single" w:sz="4" w:color="A6A6A6"/>
+            </w:tcBorders>
+          </w:tcPr>
+          <w:p>
+            <w:pPr>
+              <w:spacing w:before="0" w:after="0" w:line="276" w:lineRule="auto"/>
+              <w:ind w:firstLine="0"/>
+              <w:jc w:val="center"/>
+            </w:pPr>
+            <w:r/>
+            <w:r>
+              <w:rPr>
+                <w:rFonts w:ascii="Times New Roman" w:hAnsi="Times New Roman" w:eastAsia="楷体"/>
+                <w:b/>
+                <w:color w:val="000000"/>
+                <w:sz w:val="18"/>
+              </w:rPr>
+              <w:t>成交楼面均价(元/㎡)</w:t>
+            </w:r>
+          </w:p>
+        </w:tc>
+        <w:tc>
+          <w:tcPr>
+            <w:tcW w:type="dxa" w:w="1568"/>
+            <w:vAlign w:val="center"/>
+            <w:shd w:val="clear" w:color="auto" w:fill="F1A983"/>
+            <w:tcBorders>
+              <w:top w:val="single" w:sz="4" w:color="A6A6A6"/>
+              <w:left w:val="single" w:sz="4" w:color="A6A6A6"/>
+              <w:bottom w:val="single" w:sz="4" w:color="A6A6A6"/>
+              <w:right w:val="single" w:sz="4" w:color="A6A6A6"/>
+            </w:tcBorders>
+          </w:tcPr>
+          <w:p>
+            <w:pPr>
+              <w:spacing w:before="0" w:after="0" w:line="276" w:lineRule="auto"/>
+              <w:ind w:firstLine="0"/>
+              <w:jc w:val="center"/>
+            </w:pPr>
+            <w:r/>
+            <w:r>
+              <w:rPr>
+                <w:rFonts w:ascii="Times New Roman" w:hAnsi="Times New Roman" w:eastAsia="楷体"/>
+                <w:b/>
+                <w:color w:val="000000"/>
+                <w:sz w:val="18"/>
+              </w:rPr>
+              <w:t>平均溢价率</w:t>
+            </w:r>
+          </w:p>
+        </w:tc>
+        <w:tc>
+          <w:tcPr>
+            <w:tcW w:type="dxa" w:w="1568"/>
+            <w:vAlign w:val="center"/>
+            <w:shd w:val="clear" w:color="auto" w:fill="F1A983"/>
+            <w:tcBorders>
+              <w:top w:val="single" w:sz="4" w:color="A6A6A6"/>
+              <w:left w:val="single" w:sz="4" w:color="A6A6A6"/>
+              <w:bottom w:val="single" w:sz="4" w:color="A6A6A6"/>
+              <w:right w:val="single" w:sz="4" w:color="A6A6A6"/>
+            </w:tcBorders>
+          </w:tcPr>
+          <w:p>
+            <w:pPr>
+              <w:spacing w:before="0" w:after="0" w:line="276" w:lineRule="auto"/>
+              <w:ind w:firstLine="0"/>
+              <w:jc w:val="center"/>
+            </w:pPr>
+            <w:r/>
+            <w:r>
+              <w:rPr>
+                <w:rFonts w:ascii="Times New Roman" w:hAnsi="Times New Roman" w:eastAsia="楷体"/>
+                <w:b/>
+                <w:color w:val="000000"/>
+                <w:sz w:val="18"/>
+              </w:rPr>
+              <w:t>成交价(亿元)</w:t>
+            </w:r>
+          </w:p>
+        </w:tc>
+      </w:tr>
+      <w:tr>
+        <w:tc>
+          <w:tcPr>
+            <w:tcW w:type="dxa" w:w="1568"/>
+            <w:vAlign w:val="center"/>
+            <w:tcBorders>
+              <w:top w:val="single" w:sz="4" w:color="A6A6A6"/>
+              <w:left w:val="single" w:sz="4" w:color="A6A6A6"/>
+              <w:bottom w:val="single" w:sz="4" w:color="A6A6A6"/>
+              <w:right w:val="single" w:sz="4" w:color="A6A6A6"/>
+            </w:tcBorders>
+          </w:tcPr>
+          <w:p>
+            <w:pPr>
+              <w:spacing w:before="0" w:after="0" w:line="276" w:lineRule="auto"/>
+              <w:ind w:firstLine="0"/>
+              <w:jc w:val="left"/>
+            </w:pPr>
+            <w:r/>
+            <w:r>
+              <w:rPr>
+                <w:rFonts w:ascii="Times New Roman" w:hAnsi="Times New Roman" w:eastAsia="楷体"/>
+                <w:b w:val="0"/>
+                <w:color w:val="000000"/>
+                <w:sz w:val="18"/>
+              </w:rPr>
+              <w:t>2021</w:t>
+            </w:r>
+          </w:p>
+        </w:tc>
+        <w:tc>
+          <w:tcPr>
+            <w:tcW w:type="dxa" w:w="1568"/>
+            <w:vAlign w:val="center"/>
+            <w:tcBorders>
+              <w:top w:val="single" w:sz="4" w:color="A6A6A6"/>
+              <w:left w:val="single" w:sz="4" w:color="A6A6A6"/>
+              <w:bottom w:val="single" w:sz="4" w:color="A6A6A6"/>
+              <w:right w:val="single" w:sz="4" w:color="A6A6A6"/>
+            </w:tcBorders>
+          </w:tcPr>
+          <w:p>
+            <w:pPr>
+              <w:spacing w:before="0" w:after="0" w:line="276" w:lineRule="auto"/>
+              <w:ind w:firstLine="0"/>
+              <w:jc w:val="center"/>
+            </w:pPr>
+            <w:r/>
+            <w:r>
+              <w:rPr>
+                <w:rFonts w:ascii="Times New Roman" w:hAnsi="Times New Roman" w:eastAsia="楷体"/>
+                <w:b w:val="0"/>
+                <w:color w:val="000000"/>
+                <w:sz w:val="18"/>
+              </w:rPr>
+              <w:t>427</w:t>
+            </w:r>
+          </w:p>
+        </w:tc>
+        <w:tc>
+          <w:tcPr>
+            <w:tcW w:type="dxa" w:w="1568"/>
+            <w:vAlign w:val="center"/>
+            <w:tcBorders>
+              <w:top w:val="single" w:sz="4" w:color="A6A6A6"/>
+              <w:left w:val="single" w:sz="4" w:color="A6A6A6"/>
+              <w:bottom w:val="single" w:sz="4" w:color="A6A6A6"/>
+              <w:right w:val="single" w:sz="4" w:color="A6A6A6"/>
+            </w:tcBorders>
+          </w:tcPr>
+          <w:p>
+            <w:pPr>
+              <w:spacing w:before="0" w:after="0" w:line="276" w:lineRule="auto"/>
+              <w:ind w:firstLine="0"/>
+              <w:jc w:val="center"/>
+            </w:pPr>
+            <w:r/>
+            <w:r>
+              <w:rPr>
+                <w:rFonts w:ascii="Times New Roman" w:hAnsi="Times New Roman" w:eastAsia="楷体"/>
+                <w:b w:val="0"/>
+                <w:color w:val="000000"/>
+                <w:sz w:val="18"/>
+              </w:rPr>
+              <w:t>1,967.03</w:t>
+            </w:r>
+          </w:p>
+        </w:tc>
+        <w:tc>
+          <w:tcPr>
+            <w:tcW w:type="dxa" w:w="1568"/>
+            <w:vAlign w:val="center"/>
+            <w:tcBorders>
+              <w:top w:val="single" w:sz="4" w:color="A6A6A6"/>
+              <w:left w:val="single" w:sz="4" w:color="A6A6A6"/>
+              <w:bottom w:val="single" w:sz="4" w:color="A6A6A6"/>
+              <w:right w:val="single" w:sz="4" w:color="A6A6A6"/>
+            </w:tcBorders>
+          </w:tcPr>
+          <w:p>
+            <w:pPr>
+              <w:spacing w:before="0" w:after="0" w:line="276" w:lineRule="auto"/>
+              <w:ind w:firstLine="0"/>
+              <w:jc w:val="center"/>
+            </w:pPr>
+            <w:r/>
+            <w:r>
+              <w:rPr>
+                <w:rFonts w:ascii="Times New Roman" w:hAnsi="Times New Roman" w:eastAsia="楷体"/>
+                <w:b w:val="0"/>
+                <w:color w:val="000000"/>
+                <w:sz w:val="18"/>
+              </w:rPr>
+              <w:t>3,055</w:t>
+            </w:r>
+          </w:p>
+        </w:tc>
+        <w:tc>
+          <w:tcPr>
+            <w:tcW w:type="dxa" w:w="1568"/>
+            <w:vAlign w:val="center"/>
+            <w:tcBorders>
+              <w:top w:val="single" w:sz="4" w:color="A6A6A6"/>
+              <w:left w:val="single" w:sz="4" w:color="A6A6A6"/>
+              <w:bottom w:val="single" w:sz="4" w:color="A6A6A6"/>
+              <w:right w:val="single" w:sz="4" w:color="A6A6A6"/>
+            </w:tcBorders>
+          </w:tcPr>
+          <w:p>
+            <w:pPr>
+              <w:spacing w:before="0" w:after="0" w:line="276" w:lineRule="auto"/>
+              <w:ind w:firstLine="0"/>
+              <w:jc w:val="center"/>
+            </w:pPr>
+            <w:r/>
+            <w:r>
+              <w:rPr>
+                <w:rFonts w:ascii="Times New Roman" w:hAnsi="Times New Roman" w:eastAsia="楷体"/>
+                <w:b w:val="0"/>
+                <w:color w:val="000000"/>
+                <w:sz w:val="18"/>
+              </w:rPr>
+              <w:t>12.98%</w:t>
+            </w:r>
+          </w:p>
+        </w:tc>
+        <w:tc>
+          <w:tcPr>
+            <w:tcW w:type="dxa" w:w="1568"/>
+            <w:vAlign w:val="center"/>
+            <w:tcBorders>
+              <w:top w:val="single" w:sz="4" w:color="A6A6A6"/>
+              <w:left w:val="single" w:sz="4" w:color="A6A6A6"/>
+              <w:bottom w:val="single" w:sz="4" w:color="A6A6A6"/>
+              <w:right w:val="single" w:sz="4" w:color="A6A6A6"/>
+            </w:tcBorders>
+          </w:tcPr>
+          <w:p>
+            <w:pPr>
+              <w:spacing w:before="0" w:after="0" w:line="276" w:lineRule="auto"/>
+              <w:ind w:firstLine="0"/>
+              <w:jc w:val="center"/>
+            </w:pPr>
+            <w:r/>
+            <w:r>
+              <w:rPr>
+                <w:rFonts w:ascii="Times New Roman" w:hAnsi="Times New Roman" w:eastAsia="楷体"/>
+                <w:b w:val="0"/>
+                <w:color w:val="000000"/>
+                <w:sz w:val="18"/>
+              </w:rPr>
+              <w:t>601.00</w:t>
+            </w:r>
+          </w:p>
+        </w:tc>
+      </w:tr>
+      <w:tr>
+        <w:tc>
+          <w:tcPr>
+            <w:tcW w:type="dxa" w:w="1568"/>
+            <w:vAlign w:val="center"/>
+            <w:tcBorders>
+              <w:top w:val="single" w:sz="4" w:color="A6A6A6"/>
+              <w:left w:val="single" w:sz="4" w:color="A6A6A6"/>
+              <w:bottom w:val="single" w:sz="4" w:color="A6A6A6"/>
+              <w:right w:val="single" w:sz="4" w:color="A6A6A6"/>
+            </w:tcBorders>
+          </w:tcPr>
+          <w:p>
+            <w:pPr>
+              <w:spacing w:before="0" w:after="0" w:line="276" w:lineRule="auto"/>
+              <w:ind w:firstLine="0"/>
+              <w:jc w:val="left"/>
+            </w:pPr>
+            <w:r/>
+            <w:r>
+              <w:rPr>
+                <w:rFonts w:ascii="Times New Roman" w:hAnsi="Times New Roman" w:eastAsia="楷体"/>
+                <w:b w:val="0"/>
+                <w:color w:val="000000"/>
+                <w:sz w:val="18"/>
+              </w:rPr>
+              <w:t>2022</w:t>
+            </w:r>
+          </w:p>
+        </w:tc>
+        <w:tc>
+          <w:tcPr>
+            <w:tcW w:type="dxa" w:w="1568"/>
+            <w:vAlign w:val="center"/>
+            <w:tcBorders>
+              <w:top w:val="single" w:sz="4" w:color="A6A6A6"/>
+              <w:left w:val="single" w:sz="4" w:color="A6A6A6"/>
+              <w:bottom w:val="single" w:sz="4" w:color="A6A6A6"/>
+              <w:right w:val="single" w:sz="4" w:color="A6A6A6"/>
+            </w:tcBorders>
+          </w:tcPr>
+          <w:p>
+            <w:pPr>
+              <w:spacing w:before="0" w:after="0" w:line="276" w:lineRule="auto"/>
+              <w:ind w:firstLine="0"/>
+              <w:jc w:val="center"/>
+            </w:pPr>
+            <w:r/>
+            <w:r>
+              <w:rPr>
+                <w:rFonts w:ascii="Times New Roman" w:hAnsi="Times New Roman" w:eastAsia="楷体"/>
+                <w:b w:val="0"/>
+                <w:color w:val="000000"/>
+                <w:sz w:val="18"/>
+              </w:rPr>
+              <w:t>350</w:t>
+            </w:r>
+          </w:p>
+        </w:tc>
+        <w:tc>
+          <w:tcPr>
+            <w:tcW w:type="dxa" w:w="1568"/>
+            <w:vAlign w:val="center"/>
+            <w:tcBorders>
+              <w:top w:val="single" w:sz="4" w:color="A6A6A6"/>
+              <w:left w:val="single" w:sz="4" w:color="A6A6A6"/>
+              <w:bottom w:val="single" w:sz="4" w:color="A6A6A6"/>
+              <w:right w:val="single" w:sz="4" w:color="A6A6A6"/>
+            </w:tcBorders>
+          </w:tcPr>
+          <w:p>
+            <w:pPr>
+              <w:spacing w:before="0" w:after="0" w:line="276" w:lineRule="auto"/>
+              <w:ind w:firstLine="0"/>
+              <w:jc w:val="center"/>
+            </w:pPr>
+            <w:r/>
+            <w:r>
+              <w:rPr>
+                <w:rFonts w:ascii="Times New Roman" w:hAnsi="Times New Roman" w:eastAsia="楷体"/>
+                <w:b w:val="0"/>
+                <w:color w:val="000000"/>
+                <w:sz w:val="18"/>
+              </w:rPr>
+              <w:t>2,338.38</w:t>
+            </w:r>
+          </w:p>
+        </w:tc>
+        <w:tc>
+          <w:tcPr>
+            <w:tcW w:type="dxa" w:w="1568"/>
+            <w:vAlign w:val="center"/>
+            <w:tcBorders>
+              <w:top w:val="single" w:sz="4" w:color="A6A6A6"/>
+              <w:left w:val="single" w:sz="4" w:color="A6A6A6"/>
+              <w:bottom w:val="single" w:sz="4" w:color="A6A6A6"/>
+              <w:right w:val="single" w:sz="4" w:color="A6A6A6"/>
+            </w:tcBorders>
+          </w:tcPr>
+          <w:p>
+            <w:pPr>
+              <w:spacing w:before="0" w:after="0" w:line="276" w:lineRule="auto"/>
+              <w:ind w:firstLine="0"/>
+              <w:jc w:val="center"/>
+            </w:pPr>
+            <w:r/>
+            <w:r>
+              <w:rPr>
+                <w:rFonts w:ascii="Times New Roman" w:hAnsi="Times New Roman" w:eastAsia="楷体"/>
+                <w:b w:val="0"/>
+                <w:color w:val="000000"/>
+                <w:sz w:val="18"/>
+              </w:rPr>
+              <w:t>2,241</w:t>
+            </w:r>
+          </w:p>
+        </w:tc>
+        <w:tc>
+          <w:tcPr>
+            <w:tcW w:type="dxa" w:w="1568"/>
+            <w:vAlign w:val="center"/>
+            <w:tcBorders>
+              <w:top w:val="single" w:sz="4" w:color="A6A6A6"/>
+              <w:left w:val="single" w:sz="4" w:color="A6A6A6"/>
+              <w:bottom w:val="single" w:sz="4" w:color="A6A6A6"/>
+              <w:right w:val="single" w:sz="4" w:color="A6A6A6"/>
+            </w:tcBorders>
+          </w:tcPr>
+          <w:p>
+            <w:pPr>
+              <w:spacing w:before="0" w:after="0" w:line="276" w:lineRule="auto"/>
+              <w:ind w:firstLine="0"/>
+              <w:jc w:val="center"/>
+            </w:pPr>
+            <w:r/>
+            <w:r>
+              <w:rPr>
+                <w:rFonts w:ascii="Times New Roman" w:hAnsi="Times New Roman" w:eastAsia="楷体"/>
+                <w:b w:val="0"/>
+                <w:color w:val="000000"/>
+                <w:sz w:val="18"/>
+              </w:rPr>
+              <w:t>3.53%</w:t>
+            </w:r>
+          </w:p>
+        </w:tc>
+        <w:tc>
+          <w:tcPr>
+            <w:tcW w:type="dxa" w:w="1568"/>
+            <w:vAlign w:val="center"/>
+            <w:tcBorders>
+              <w:top w:val="single" w:sz="4" w:color="A6A6A6"/>
+              <w:left w:val="single" w:sz="4" w:color="A6A6A6"/>
+              <w:bottom w:val="single" w:sz="4" w:color="A6A6A6"/>
+              <w:right w:val="single" w:sz="4" w:color="A6A6A6"/>
+            </w:tcBorders>
+          </w:tcPr>
+          <w:p>
+            <w:pPr>
+              <w:spacing w:before="0" w:after="0" w:line="276" w:lineRule="auto"/>
+              <w:ind w:firstLine="0"/>
+              <w:jc w:val="center"/>
+            </w:pPr>
+            <w:r/>
+            <w:r>
+              <w:rPr>
+                <w:rFonts w:ascii="Times New Roman" w:hAnsi="Times New Roman" w:eastAsia="楷体"/>
+                <w:b w:val="0"/>
+                <w:color w:val="000000"/>
+                <w:sz w:val="18"/>
+              </w:rPr>
+              <w:t>523.97</w:t>
+            </w:r>
+          </w:p>
+        </w:tc>
+      </w:tr>
+      <w:tr>
+        <w:tc>
+          <w:tcPr>
+            <w:tcW w:type="dxa" w:w="1568"/>
+            <w:vAlign w:val="center"/>
+            <w:tcBorders>
+              <w:top w:val="single" w:sz="4" w:color="A6A6A6"/>
+              <w:left w:val="single" w:sz="4" w:color="A6A6A6"/>
+              <w:bottom w:val="single" w:sz="4" w:color="A6A6A6"/>
+              <w:right w:val="single" w:sz="4" w:color="A6A6A6"/>
+            </w:tcBorders>
+          </w:tcPr>
+          <w:p>
+            <w:pPr>
+              <w:spacing w:before="0" w:after="0" w:line="276" w:lineRule="auto"/>
+              <w:ind w:firstLine="0"/>
+              <w:jc w:val="left"/>
+            </w:pPr>
+            <w:r/>
+            <w:r>
+              <w:rPr>
+                <w:rFonts w:ascii="Times New Roman" w:hAnsi="Times New Roman" w:eastAsia="楷体"/>
+                <w:b w:val="0"/>
+                <w:color w:val="000000"/>
+                <w:sz w:val="18"/>
+              </w:rPr>
+              <w:t>2023</w:t>
+            </w:r>
+          </w:p>
+        </w:tc>
+        <w:tc>
+          <w:tcPr>
+            <w:tcW w:type="dxa" w:w="1568"/>
+            <w:vAlign w:val="center"/>
+            <w:tcBorders>
+              <w:top w:val="single" w:sz="4" w:color="A6A6A6"/>
+              <w:left w:val="single" w:sz="4" w:color="A6A6A6"/>
+              <w:bottom w:val="single" w:sz="4" w:color="A6A6A6"/>
+              <w:right w:val="single" w:sz="4" w:color="A6A6A6"/>
+            </w:tcBorders>
+          </w:tcPr>
+          <w:p>
+            <w:pPr>
+              <w:spacing w:before="0" w:after="0" w:line="276" w:lineRule="auto"/>
+              <w:ind w:firstLine="0"/>
+              <w:jc w:val="center"/>
+            </w:pPr>
+            <w:r/>
+            <w:r>
+              <w:rPr>
+                <w:rFonts w:ascii="Times New Roman" w:hAnsi="Times New Roman" w:eastAsia="楷体"/>
+                <w:b w:val="0"/>
+                <w:color w:val="000000"/>
+                <w:sz w:val="18"/>
+              </w:rPr>
+              <w:t>438</w:t>
+            </w:r>
+          </w:p>
+        </w:tc>
+        <w:tc>
+          <w:tcPr>
+            <w:tcW w:type="dxa" w:w="1568"/>
+            <w:vAlign w:val="center"/>
+            <w:tcBorders>
+              <w:top w:val="single" w:sz="4" w:color="A6A6A6"/>
+              <w:left w:val="single" w:sz="4" w:color="A6A6A6"/>
+              <w:bottom w:val="single" w:sz="4" w:color="A6A6A6"/>
+              <w:right w:val="single" w:sz="4" w:color="A6A6A6"/>
+            </w:tcBorders>
+          </w:tcPr>
+          <w:p>
+            <w:pPr>
+              <w:spacing w:before="0" w:after="0" w:line="276" w:lineRule="auto"/>
+              <w:ind w:firstLine="0"/>
+              <w:jc w:val="center"/>
+            </w:pPr>
+            <w:r/>
+            <w:r>
+              <w:rPr>
+                <w:rFonts w:ascii="Times New Roman" w:hAnsi="Times New Roman" w:eastAsia="楷体"/>
+                <w:b w:val="0"/>
+                <w:color w:val="000000"/>
+                <w:sz w:val="18"/>
+              </w:rPr>
+              <w:t>2,773.49</w:t>
+            </w:r>
+          </w:p>
+        </w:tc>
+        <w:tc>
+          <w:tcPr>
+            <w:tcW w:type="dxa" w:w="1568"/>
+            <w:vAlign w:val="center"/>
+            <w:tcBorders>
+              <w:top w:val="single" w:sz="4" w:color="A6A6A6"/>
+              <w:left w:val="single" w:sz="4" w:color="A6A6A6"/>
+              <w:bottom w:val="single" w:sz="4" w:color="A6A6A6"/>
+              <w:right w:val="single" w:sz="4" w:color="A6A6A6"/>
+            </w:tcBorders>
+          </w:tcPr>
+          <w:p>
+            <w:pPr>
+              <w:spacing w:before="0" w:after="0" w:line="276" w:lineRule="auto"/>
+              <w:ind w:firstLine="0"/>
+              <w:jc w:val="center"/>
+            </w:pPr>
+            <w:r/>
+            <w:r>
+              <w:rPr>
+                <w:rFonts w:ascii="Times New Roman" w:hAnsi="Times New Roman" w:eastAsia="楷体"/>
+                <w:b w:val="0"/>
+                <w:color w:val="000000"/>
+                <w:sz w:val="18"/>
+              </w:rPr>
+              <w:t>2,293</w:t>
+            </w:r>
+          </w:p>
+        </w:tc>
+        <w:tc>
+          <w:tcPr>
+            <w:tcW w:type="dxa" w:w="1568"/>
+            <w:vAlign w:val="center"/>
+            <w:tcBorders>
+              <w:top w:val="single" w:sz="4" w:color="A6A6A6"/>
+              <w:left w:val="single" w:sz="4" w:color="A6A6A6"/>
+              <w:bottom w:val="single" w:sz="4" w:color="A6A6A6"/>
+              <w:right w:val="single" w:sz="4" w:color="A6A6A6"/>
+            </w:tcBorders>
+          </w:tcPr>
+          <w:p>
+            <w:pPr>
+              <w:spacing w:before="0" w:after="0" w:line="276" w:lineRule="auto"/>
+              <w:ind w:firstLine="0"/>
+              <w:jc w:val="center"/>
+            </w:pPr>
+            <w:r/>
+            <w:r>
+              <w:rPr>
+                <w:rFonts w:ascii="Times New Roman" w:hAnsi="Times New Roman" w:eastAsia="楷体"/>
+                <w:b w:val="0"/>
+                <w:color w:val="000000"/>
+                <w:sz w:val="18"/>
+              </w:rPr>
+              <w:t>7.52%</w:t>
+            </w:r>
+          </w:p>
+        </w:tc>
+        <w:tc>
+          <w:tcPr>
+            <w:tcW w:type="dxa" w:w="1568"/>
+            <w:vAlign w:val="center"/>
+            <w:tcBorders>
+              <w:top w:val="single" w:sz="4" w:color="A6A6A6"/>
+              <w:left w:val="single" w:sz="4" w:color="A6A6A6"/>
+              <w:bottom w:val="single" w:sz="4" w:color="A6A6A6"/>
+              <w:right w:val="single" w:sz="4" w:color="A6A6A6"/>
+            </w:tcBorders>
+          </w:tcPr>
+          <w:p>
+            <w:pPr>
+              <w:spacing w:before="0" w:after="0" w:line="276" w:lineRule="auto"/>
+              <w:ind w:firstLine="0"/>
+              <w:jc w:val="center"/>
+            </w:pPr>
+            <w:r/>
+            <w:r>
+              <w:rPr>
+                <w:rFonts w:ascii="Times New Roman" w:hAnsi="Times New Roman" w:eastAsia="楷体"/>
+                <w:b w:val="0"/>
+                <w:color w:val="000000"/>
+                <w:sz w:val="18"/>
+              </w:rPr>
+              <w:t>636.00</w:t>
+            </w:r>
+          </w:p>
+        </w:tc>
+      </w:tr>
+      <w:tr>
+        <w:tc>
+          <w:tcPr>
+            <w:tcW w:type="dxa" w:w="1568"/>
+            <w:vAlign w:val="center"/>
+            <w:tcBorders>
+              <w:top w:val="single" w:sz="4" w:color="A6A6A6"/>
+              <w:left w:val="single" w:sz="4" w:color="A6A6A6"/>
+              <w:bottom w:val="single" w:sz="4" w:color="A6A6A6"/>
+              <w:right w:val="single" w:sz="4" w:color="A6A6A6"/>
+            </w:tcBorders>
+          </w:tcPr>
+          <w:p>
+            <w:pPr>
+              <w:spacing w:before="0" w:after="0" w:line="276" w:lineRule="auto"/>
+              <w:ind w:firstLine="0"/>
+              <w:jc w:val="left"/>
+            </w:pPr>
+            <w:r/>
+            <w:r>
+              <w:rPr>
+                <w:rFonts w:ascii="Times New Roman" w:hAnsi="Times New Roman" w:eastAsia="楷体"/>
+                <w:b w:val="0"/>
+                <w:color w:val="000000"/>
+                <w:sz w:val="18"/>
+              </w:rPr>
+              <w:t>2024</w:t>
+            </w:r>
+          </w:p>
+        </w:tc>
+        <w:tc>
+          <w:tcPr>
+            <w:tcW w:type="dxa" w:w="1568"/>
+            <w:vAlign w:val="center"/>
+            <w:tcBorders>
+              <w:top w:val="single" w:sz="4" w:color="A6A6A6"/>
+              <w:left w:val="single" w:sz="4" w:color="A6A6A6"/>
+              <w:bottom w:val="single" w:sz="4" w:color="A6A6A6"/>
+              <w:right w:val="single" w:sz="4" w:color="A6A6A6"/>
+            </w:tcBorders>
+          </w:tcPr>
+          <w:p>
+            <w:pPr>
+              <w:spacing w:before="0" w:after="0" w:line="276" w:lineRule="auto"/>
+              <w:ind w:firstLine="0"/>
+              <w:jc w:val="center"/>
+            </w:pPr>
+            <w:r/>
+            <w:r>
+              <w:rPr>
+                <w:rFonts w:ascii="Times New Roman" w:hAnsi="Times New Roman" w:eastAsia="楷体"/>
+                <w:b w:val="0"/>
+                <w:color w:val="000000"/>
+                <w:sz w:val="18"/>
+              </w:rPr>
+              <w:t>431</w:t>
+            </w:r>
+          </w:p>
+        </w:tc>
+        <w:tc>
+          <w:tcPr>
+            <w:tcW w:type="dxa" w:w="1568"/>
+            <w:vAlign w:val="center"/>
+            <w:tcBorders>
+              <w:top w:val="single" w:sz="4" w:color="A6A6A6"/>
+              <w:left w:val="single" w:sz="4" w:color="A6A6A6"/>
+              <w:bottom w:val="single" w:sz="4" w:color="A6A6A6"/>
+              <w:right w:val="single" w:sz="4" w:color="A6A6A6"/>
+            </w:tcBorders>
+          </w:tcPr>
+          <w:p>
+            <w:pPr>
+              <w:spacing w:before="0" w:after="0" w:line="276" w:lineRule="auto"/>
+              <w:ind w:firstLine="0"/>
+              <w:jc w:val="center"/>
+            </w:pPr>
+            <w:r/>
+            <w:r>
+              <w:rPr>
+                <w:rFonts w:ascii="Times New Roman" w:hAnsi="Times New Roman" w:eastAsia="楷体"/>
+                <w:b w:val="0"/>
+                <w:color w:val="000000"/>
+                <w:sz w:val="18"/>
+              </w:rPr>
+              <w:t>2,505.88</w:t>
+            </w:r>
+          </w:p>
+        </w:tc>
+        <w:tc>
+          <w:tcPr>
+            <w:tcW w:type="dxa" w:w="1568"/>
+            <w:vAlign w:val="center"/>
+            <w:tcBorders>
+              <w:top w:val="single" w:sz="4" w:color="A6A6A6"/>
+              <w:left w:val="single" w:sz="4" w:color="A6A6A6"/>
+              <w:bottom w:val="single" w:sz="4" w:color="A6A6A6"/>
+              <w:right w:val="single" w:sz="4" w:color="A6A6A6"/>
+            </w:tcBorders>
+          </w:tcPr>
+          <w:p>
+            <w:pPr>
+              <w:spacing w:before="0" w:after="0" w:line="276" w:lineRule="auto"/>
+              <w:ind w:firstLine="0"/>
+              <w:jc w:val="center"/>
+            </w:pPr>
+            <w:r/>
+            <w:r>
+              <w:rPr>
+                <w:rFonts w:ascii="Times New Roman" w:hAnsi="Times New Roman" w:eastAsia="楷体"/>
+                <w:b w:val="0"/>
+                <w:color w:val="000000"/>
+                <w:sz w:val="18"/>
+              </w:rPr>
+              <w:t>2,432</w:t>
+            </w:r>
+          </w:p>
+        </w:tc>
+        <w:tc>
+          <w:tcPr>
+            <w:tcW w:type="dxa" w:w="1568"/>
+            <w:vAlign w:val="center"/>
+            <w:tcBorders>
+              <w:top w:val="single" w:sz="4" w:color="A6A6A6"/>
+              <w:left w:val="single" w:sz="4" w:color="A6A6A6"/>
+              <w:bottom w:val="single" w:sz="4" w:color="A6A6A6"/>
+              <w:right w:val="single" w:sz="4" w:color="A6A6A6"/>
+            </w:tcBorders>
+          </w:tcPr>
+          <w:p>
+            <w:pPr>
+              <w:spacing w:before="0" w:after="0" w:line="276" w:lineRule="auto"/>
+              <w:ind w:firstLine="0"/>
+              <w:jc w:val="center"/>
+            </w:pPr>
+            <w:r/>
+            <w:r>
+              <w:rPr>
+                <w:rFonts w:ascii="Times New Roman" w:hAnsi="Times New Roman" w:eastAsia="楷体"/>
+                <w:b w:val="0"/>
+                <w:color w:val="000000"/>
+                <w:sz w:val="18"/>
+              </w:rPr>
+              <w:t>20.89%</w:t>
+            </w:r>
+          </w:p>
+        </w:tc>
+        <w:tc>
+          <w:tcPr>
+            <w:tcW w:type="dxa" w:w="1568"/>
+            <w:vAlign w:val="center"/>
+            <w:tcBorders>
+              <w:top w:val="single" w:sz="4" w:color="A6A6A6"/>
+              <w:left w:val="single" w:sz="4" w:color="A6A6A6"/>
+              <w:bottom w:val="single" w:sz="4" w:color="A6A6A6"/>
+              <w:right w:val="single" w:sz="4" w:color="A6A6A6"/>
+            </w:tcBorders>
+          </w:tcPr>
+          <w:p>
+            <w:pPr>
+              <w:spacing w:before="0" w:after="0" w:line="276" w:lineRule="auto"/>
+              <w:ind w:firstLine="0"/>
+              <w:jc w:val="center"/>
+            </w:pPr>
+            <w:r/>
+            <w:r>
+              <w:rPr>
+                <w:rFonts w:ascii="Times New Roman" w:hAnsi="Times New Roman" w:eastAsia="楷体"/>
+                <w:b w:val="0"/>
+                <w:color w:val="000000"/>
+                <w:sz w:val="18"/>
+              </w:rPr>
+              <w:t>609.40</w:t>
+            </w:r>
+          </w:p>
+        </w:tc>
+      </w:tr>
+      <w:tr>
+        <w:tc>
+          <w:tcPr>
+            <w:tcW w:type="dxa" w:w="1568"/>
+            <w:vAlign w:val="center"/>
+            <w:tcBorders>
+              <w:top w:val="single" w:sz="4" w:color="A6A6A6"/>
+              <w:left w:val="single" w:sz="4" w:color="A6A6A6"/>
+              <w:bottom w:val="single" w:sz="4" w:color="A6A6A6"/>
+              <w:right w:val="single" w:sz="4" w:color="A6A6A6"/>
+            </w:tcBorders>
+          </w:tcPr>
+          <w:p>
+            <w:pPr>
+              <w:spacing w:before="0" w:after="0" w:line="276" w:lineRule="auto"/>
+              <w:ind w:firstLine="0"/>
+              <w:jc w:val="left"/>
+            </w:pPr>
+            <w:r/>
+            <w:r>
+              <w:rPr>
+                <w:rFonts w:ascii="Times New Roman" w:hAnsi="Times New Roman" w:eastAsia="楷体"/>
+                <w:b w:val="0"/>
+                <w:color w:val="000000"/>
+                <w:sz w:val="18"/>
+              </w:rPr>
+              <w:t>2025</w:t>
+            </w:r>
+          </w:p>
+        </w:tc>
+        <w:tc>
+          <w:tcPr>
+            <w:tcW w:type="dxa" w:w="1568"/>
+            <w:vAlign w:val="center"/>
+            <w:tcBorders>
+              <w:top w:val="single" w:sz="4" w:color="A6A6A6"/>
+              <w:left w:val="single" w:sz="4" w:color="A6A6A6"/>
+              <w:bottom w:val="single" w:sz="4" w:color="A6A6A6"/>
+              <w:right w:val="single" w:sz="4" w:color="A6A6A6"/>
+            </w:tcBorders>
+          </w:tcPr>
+          <w:p>
+            <w:pPr>
+              <w:spacing w:before="0" w:after="0" w:line="276" w:lineRule="auto"/>
+              <w:ind w:firstLine="0"/>
+              <w:jc w:val="center"/>
+            </w:pPr>
+            <w:r/>
+            <w:r>
+              <w:rPr>
+                <w:rFonts w:ascii="Times New Roman" w:hAnsi="Times New Roman" w:eastAsia="楷体"/>
+                <w:b w:val="0"/>
+                <w:color w:val="000000"/>
+                <w:sz w:val="18"/>
+              </w:rPr>
+              <w:t>468</w:t>
+            </w:r>
+          </w:p>
+        </w:tc>
+        <w:tc>
+          <w:tcPr>
+            <w:tcW w:type="dxa" w:w="1568"/>
+            <w:vAlign w:val="center"/>
+            <w:tcBorders>
+              <w:top w:val="single" w:sz="4" w:color="A6A6A6"/>
+              <w:left w:val="single" w:sz="4" w:color="A6A6A6"/>
+              <w:bottom w:val="single" w:sz="4" w:color="A6A6A6"/>
+              <w:right w:val="single" w:sz="4" w:color="A6A6A6"/>
+            </w:tcBorders>
+          </w:tcPr>
+          <w:p>
+            <w:pPr>
+              <w:spacing w:before="0" w:after="0" w:line="276" w:lineRule="auto"/>
+              <w:ind w:firstLine="0"/>
+              <w:jc w:val="center"/>
+            </w:pPr>
+            <w:r/>
+            <w:r>
+              <w:rPr>
+                <w:rFonts w:ascii="Times New Roman" w:hAnsi="Times New Roman" w:eastAsia="楷体"/>
+                <w:b w:val="0"/>
+                <w:color w:val="000000"/>
+                <w:sz w:val="18"/>
+              </w:rPr>
+              <w:t>2,153.19</w:t>
+            </w:r>
+          </w:p>
+        </w:tc>
+        <w:tc>
+          <w:tcPr>
+            <w:tcW w:type="dxa" w:w="1568"/>
+            <w:vAlign w:val="center"/>
+            <w:tcBorders>
+              <w:top w:val="single" w:sz="4" w:color="A6A6A6"/>
+              <w:left w:val="single" w:sz="4" w:color="A6A6A6"/>
+              <w:bottom w:val="single" w:sz="4" w:color="A6A6A6"/>
+              <w:right w:val="single" w:sz="4" w:color="A6A6A6"/>
+            </w:tcBorders>
+          </w:tcPr>
+          <w:p>
+            <w:pPr>
+              <w:spacing w:before="0" w:after="0" w:line="276" w:lineRule="auto"/>
+              <w:ind w:firstLine="0"/>
+              <w:jc w:val="center"/>
+            </w:pPr>
+            <w:r/>
+            <w:r>
+              <w:rPr>
+                <w:rFonts w:ascii="Times New Roman" w:hAnsi="Times New Roman" w:eastAsia="楷体"/>
+                <w:b w:val="0"/>
+                <w:color w:val="000000"/>
+                <w:sz w:val="18"/>
+              </w:rPr>
+              <w:t>2,189</w:t>
+            </w:r>
+          </w:p>
+        </w:tc>
+        <w:tc>
+          <w:tcPr>
+            <w:tcW w:type="dxa" w:w="1568"/>
+            <w:vAlign w:val="center"/>
+            <w:tcBorders>
+              <w:top w:val="single" w:sz="4" w:color="A6A6A6"/>
+              <w:left w:val="single" w:sz="4" w:color="A6A6A6"/>
+              <w:bottom w:val="single" w:sz="4" w:color="A6A6A6"/>
+              <w:right w:val="single" w:sz="4" w:color="A6A6A6"/>
+            </w:tcBorders>
+          </w:tcPr>
+          <w:p>
+            <w:pPr>
+              <w:spacing w:before="0" w:after="0" w:line="276" w:lineRule="auto"/>
+              <w:ind w:firstLine="0"/>
+              <w:jc w:val="center"/>
+            </w:pPr>
+            <w:r/>
+            <w:r>
+              <w:rPr>
+                <w:rFonts w:ascii="Times New Roman" w:hAnsi="Times New Roman" w:eastAsia="楷体"/>
+                <w:b w:val="0"/>
+                <w:color w:val="000000"/>
+                <w:sz w:val="18"/>
+              </w:rPr>
+              <w:t>0.20%</w:t>
+            </w:r>
+          </w:p>
+        </w:tc>
+        <w:tc>
+          <w:tcPr>
+            <w:tcW w:type="dxa" w:w="1568"/>
+            <w:vAlign w:val="center"/>
+            <w:tcBorders>
+              <w:top w:val="single" w:sz="4" w:color="A6A6A6"/>
+              <w:left w:val="single" w:sz="4" w:color="A6A6A6"/>
+              <w:bottom w:val="single" w:sz="4" w:color="A6A6A6"/>
+              <w:right w:val="single" w:sz="4" w:color="A6A6A6"/>
+            </w:tcBorders>
+          </w:tcPr>
+          <w:p>
+            <w:pPr>
+              <w:spacing w:before="0" w:after="0" w:line="276" w:lineRule="auto"/>
+              <w:ind w:firstLine="0"/>
+              <w:jc w:val="center"/>
+            </w:pPr>
+            <w:r/>
+            <w:r>
+              <w:rPr>
+                <w:rFonts w:ascii="Times New Roman" w:hAnsi="Times New Roman" w:eastAsia="楷体"/>
+                <w:b w:val="0"/>
+                <w:color w:val="000000"/>
+                <w:sz w:val="18"/>
+              </w:rPr>
+              <w:t>471.43</w:t>
+            </w:r>
+          </w:p>
+        </w:tc>
+      </w:tr>
+      <w:tr>
+        <w:tc>
+          <w:tcPr>
+            <w:tcW w:type="dxa" w:w="1568"/>
+            <w:vAlign w:val="center"/>
+            <w:tcBorders>
+              <w:top w:val="single" w:sz="4" w:color="A6A6A6"/>
+              <w:left w:val="single" w:sz="4" w:color="A6A6A6"/>
+              <w:bottom w:val="single" w:sz="4" w:color="A6A6A6"/>
+              <w:right w:val="single" w:sz="4" w:color="A6A6A6"/>
+            </w:tcBorders>
+          </w:tcPr>
+          <w:p>
+            <w:pPr>
+              <w:spacing w:before="0" w:after="0" w:line="276" w:lineRule="auto"/>
+              <w:ind w:firstLine="0"/>
+              <w:jc w:val="left"/>
+            </w:pPr>
+            <w:r/>
+            <w:r>
+              <w:rPr>
+                <w:rFonts w:ascii="Times New Roman" w:hAnsi="Times New Roman" w:eastAsia="楷体"/>
+                <w:b w:val="0"/>
+                <w:color w:val="000000"/>
+                <w:sz w:val="18"/>
+              </w:rPr>
+              <w:t>2026年1-4月</w:t>
+            </w:r>
+          </w:p>
+        </w:tc>
+        <w:tc>
+          <w:tcPr>
+            <w:tcW w:type="dxa" w:w="1568"/>
+            <w:vAlign w:val="center"/>
+            <w:tcBorders>
+              <w:top w:val="single" w:sz="4" w:color="A6A6A6"/>
+              <w:left w:val="single" w:sz="4" w:color="A6A6A6"/>
+              <w:bottom w:val="single" w:sz="4" w:color="A6A6A6"/>
+              <w:right w:val="single" w:sz="4" w:color="A6A6A6"/>
+            </w:tcBorders>
+          </w:tcPr>
+          <w:p>
+            <w:pPr>
+              <w:spacing w:before="0" w:after="0" w:line="276" w:lineRule="auto"/>
+              <w:ind w:firstLine="0"/>
+              <w:jc w:val="center"/>
+            </w:pPr>
+            <w:r/>
+            <w:r>
+              <w:rPr>
+                <w:rFonts w:ascii="Times New Roman" w:hAnsi="Times New Roman" w:eastAsia="楷体"/>
+                <w:b w:val="0"/>
+                <w:color w:val="000000"/>
+                <w:sz w:val="18"/>
+              </w:rPr>
+              <w:t>104</w:t>
+            </w:r>
+          </w:p>
+        </w:tc>
+        <w:tc>
+          <w:tcPr>
+            <w:tcW w:type="dxa" w:w="1568"/>
+            <w:vAlign w:val="center"/>
+            <w:tcBorders>
+              <w:top w:val="single" w:sz="4" w:color="A6A6A6"/>
+              <w:left w:val="single" w:sz="4" w:color="A6A6A6"/>
+              <w:bottom w:val="single" w:sz="4" w:color="A6A6A6"/>
+              <w:right w:val="single" w:sz="4" w:color="A6A6A6"/>
+            </w:tcBorders>
+          </w:tcPr>
+          <w:p>
+            <w:pPr>
+              <w:spacing w:before="0" w:after="0" w:line="276" w:lineRule="auto"/>
+              <w:ind w:firstLine="0"/>
+              <w:jc w:val="center"/>
+            </w:pPr>
+            <w:r/>
+            <w:r>
+              <w:rPr>
+                <w:rFonts w:ascii="Times New Roman" w:hAnsi="Times New Roman" w:eastAsia="楷体"/>
+                <w:b w:val="0"/>
+                <w:color w:val="000000"/>
+                <w:sz w:val="18"/>
+              </w:rPr>
+              <w:t>454.55</w:t>
+            </w:r>
+          </w:p>
+        </w:tc>
+        <w:tc>
+          <w:tcPr>
+            <w:tcW w:type="dxa" w:w="1568"/>
+            <w:vAlign w:val="center"/>
+            <w:tcBorders>
+              <w:top w:val="single" w:sz="4" w:color="A6A6A6"/>
+              <w:left w:val="single" w:sz="4" w:color="A6A6A6"/>
+              <w:bottom w:val="single" w:sz="4" w:color="A6A6A6"/>
+              <w:right w:val="single" w:sz="4" w:color="A6A6A6"/>
+            </w:tcBorders>
+          </w:tcPr>
+          <w:p>
+            <w:pPr>
+              <w:spacing w:before="0" w:after="0" w:line="276" w:lineRule="auto"/>
+              <w:ind w:firstLine="0"/>
+              <w:jc w:val="center"/>
+            </w:pPr>
+            <w:r/>
+            <w:r>
+              <w:rPr>
+                <w:rFonts w:ascii="Times New Roman" w:hAnsi="Times New Roman" w:eastAsia="楷体"/>
+                <w:b w:val="0"/>
+                <w:color w:val="000000"/>
+                <w:sz w:val="18"/>
+              </w:rPr>
+              <w:t>—</w:t>
+            </w:r>
+          </w:p>
+        </w:tc>
+        <w:tc>
+          <w:tcPr>
+            <w:tcW w:type="dxa" w:w="1568"/>
+            <w:vAlign w:val="center"/>
+            <w:tcBorders>
+              <w:top w:val="single" w:sz="4" w:color="A6A6A6"/>
+              <w:left w:val="single" w:sz="4" w:color="A6A6A6"/>
+              <w:bottom w:val="single" w:sz="4" w:color="A6A6A6"/>
+              <w:right w:val="single" w:sz="4" w:color="A6A6A6"/>
+            </w:tcBorders>
+          </w:tcPr>
+          <w:p>
+            <w:pPr>
+              <w:spacing w:before="0" w:after="0" w:line="276" w:lineRule="auto"/>
+              <w:ind w:firstLine="0"/>
+              <w:jc w:val="center"/>
+            </w:pPr>
+            <w:r/>
+            <w:r>
+              <w:rPr>
+                <w:rFonts w:ascii="Times New Roman" w:hAnsi="Times New Roman" w:eastAsia="楷体"/>
+                <w:b w:val="0"/>
+                <w:color w:val="000000"/>
+                <w:sz w:val="18"/>
+              </w:rPr>
+              <w:t>—</w:t>
+            </w:r>
+          </w:p>
+        </w:tc>
+        <w:tc>
+          <w:tcPr>
+            <w:tcW w:type="dxa" w:w="1568"/>
+            <w:vAlign w:val="center"/>
+            <w:tcBorders>
+              <w:top w:val="single" w:sz="4" w:color="A6A6A6"/>
+              <w:left w:val="single" w:sz="4" w:color="A6A6A6"/>
+              <w:bottom w:val="single" w:sz="4" w:color="A6A6A6"/>
+              <w:right w:val="single" w:sz="4" w:color="A6A6A6"/>
+            </w:tcBorders>
+          </w:tcPr>
+          <w:p>
+            <w:pPr>
+              <w:spacing w:before="0" w:after="0" w:line="276" w:lineRule="auto"/>
+              <w:ind w:firstLine="0"/>
+              <w:jc w:val="center"/>
+            </w:pPr>
+            <w:r/>
+            <w:r>
+              <w:rPr>
+                <w:rFonts w:ascii="Times New Roman" w:hAnsi="Times New Roman" w:eastAsia="楷体"/>
+                <w:b w:val="0"/>
+                <w:color w:val="000000"/>
+                <w:sz w:val="18"/>
+              </w:rPr>
+              <w:t>89.71</w:t>
+            </w:r>
+          </w:p>
+        </w:tc>
+      </w:tr>
+    </w:tbl>
+    <w:p>
+      <w:pPr>
+        <w:spacing w:before="0" w:after="80" w:line="360" w:lineRule="auto"/>
+        <w:ind w:firstLine="0"/>
+      </w:pPr>
+      <w:r>
+        <w:rPr>
+          <w:rFonts w:ascii="Times New Roman" w:hAnsi="Times New Roman" w:eastAsia="楷体"/>
+          <w:b w:val="0"/>
+          <w:color w:val="000000"/>
+          <w:sz w:val="19"/>
+        </w:rPr>
+        <w:t>资料来源:中指数据库,风控信评部整理</w:t>
       </w:r>
     </w:p>
     <w:p>
@@ -4388,7 +5877,7 @@
           <w:color w:val="000000"/>
           <w:sz w:val="21"/>
         </w:rPr>
-        <w:t>政府债务方面，2023、2024、2025年末乌海市地方政府债务余额分别为289.13亿元、320.63亿元、353.91亿元，2025年末债务限额378.00亿元，债务余额控制在限额以内；城投有息债务2025年末估算余额52.50亿元。债务率指标看，2025年末政府债务率385.03%、城投债务率57.11%、宽口径债务率442.14%。</w:t>
+        <w:t>从房地产销售看，2021-2025年扬州市商品住宅成交面积由220.16万㎡变动至90.58万㎡、累计下降58.9%；新房均价2025年为13,650元/㎡、较2022年高点(17,698元/㎡)累计下跌22.87%；2025年去化周期26.64个月。</w:t>
       </w:r>
     </w:p>
     <w:p>
@@ -4403,7 +5892,22 @@
           <w:color w:val="000000"/>
           <w:sz w:val="21"/>
         </w:rPr>
-        <w:t>综合来看，乌海市财政基本盘总体稳健，但土地财政收缩与债务规模扩张是当前主要压力线；我们预计宽口径债务率短期内将维持偏高水平，需重点关注后续化债进展、土地市场企稳情况以及融资平台合规整改对城投再融资能力的影响。</w:t>
+        <w:t>政府债务方面，2023、2024、2025年末扬州市地方政府债务余额分别为1,216.81亿元、1,430.20亿元、1,751.70亿元，两年累计增长43.96%，主要源于地方专项债加快发行及置换债集中落地；2025年末债务限额1,777.80亿元，债务余额控制在限额以内。城投有息债务方面，2025年末估算余额为5,658.07亿元、规模在全国地级市中位居前列，较2023年末增长14.03%。债务率指标看，2025年末扬州市政府债务率182.13%、城投债务率588.28%、宽口径债务率770.41%，较2023年末抬升160.40个百分点，显著高于公认的300%偏高临界线、在全国主要城市中处于较高水平。值得注意的是，政府性基金收入下滑是债务率分母端走低的重要因素，叠加债务规模快速扩张，对债务率指标形成放大效应。</w:t>
+      </w:r>
+    </w:p>
+    <w:p>
+      <w:pPr>
+        <w:spacing w:before="0" w:after="60" w:line="360" w:lineRule="auto"/>
+        <w:ind w:firstLine="420"/>
+      </w:pPr>
+      <w:r>
+        <w:rPr>
+          <w:rFonts w:ascii="Times New Roman" w:hAnsi="Times New Roman" w:eastAsia="楷体"/>
+          <w:b w:val="0"/>
+          <w:color w:val="000000"/>
+          <w:sz w:val="21"/>
+        </w:rPr>
+        <w:t>综合来看，扬州市产业多元、文旅资源丰富，区域信用环境总体稳健。我们预计宽口径债务率短期内将维持高位，需重点关注后续化债进展、土地市场企稳情况以及融资平台合规整改对城投平台再融资能力的影响。</w:t>
       </w:r>
     </w:p>
     <w:sectPr>
